--- a/疾病照護與預防學習單.docx
+++ b/疾病照護與預防學習單.docx
@@ -1,9 +1,7 @@
 
 <file path=word/document.xml><?xml version="1.0" encoding="utf-8"?>
-<w:document xmlns:wpc="http://schemas.microsoft.com/office/word/2010/wordprocessingCanvas" xmlns:mc="http://schemas.openxmlformats.org/markup-compatibility/2006" xmlns:o="urn:schemas-microsoft-com:office:office" xmlns:r="http://schemas.openxmlformats.org/officeDocument/2006/relationships" xmlns:m="http://schemas.openxmlformats.org/officeDocument/2006/math" xmlns:v="urn:schemas-microsoft-com:vml" xmlns:wp14="http://schemas.microsoft.com/office/word/2010/wordprocessingDrawing" xmlns:wp="http://schemas.openxmlformats.org/drawingml/2006/wordprocessingDrawing" xmlns:w10="urn:schemas-microsoft-com:office:word" xmlns:w="http://schemas.openxmlformats.org/wordprocessingml/2006/main" xmlns:w14="http://schemas.microsoft.com/office/word/2010/wordml" xmlns:wpg="http://schemas.microsoft.com/office/word/2010/wordprocessingGroup" xmlns:wpi="http://schemas.microsoft.com/office/word/2010/wordprocessingInk" xmlns:wne="http://schemas.microsoft.com/office/word/2006/wordml" xmlns:wps="http://schemas.microsoft.com/office/word/2010/wordprocessingShape" mc:Ignorable="w14 wp14">
+<w:document xmlns:wpc="http://schemas.microsoft.com/office/word/2010/wordprocessingCanvas" xmlns:cx="http://schemas.microsoft.com/office/drawing/2014/chartex" xmlns:cx1="http://schemas.microsoft.com/office/drawing/2015/9/8/chartex" xmlns:cx2="http://schemas.microsoft.com/office/drawing/2015/10/21/chartex" xmlns:cx3="http://schemas.microsoft.com/office/drawing/2016/5/9/chartex" xmlns:cx4="http://schemas.microsoft.com/office/drawing/2016/5/10/chartex" xmlns:cx5="http://schemas.microsoft.com/office/drawing/2016/5/11/chartex" xmlns:cx6="http://schemas.microsoft.com/office/drawing/2016/5/12/chartex" xmlns:cx7="http://schemas.microsoft.com/office/drawing/2016/5/13/chartex" xmlns:cx8="http://schemas.microsoft.com/office/drawing/2016/5/14/chartex" xmlns:mc="http://schemas.openxmlformats.org/markup-compatibility/2006" xmlns:aink="http://schemas.microsoft.com/office/drawing/2016/ink" xmlns:am3d="http://schemas.microsoft.com/office/drawing/2017/model3d" xmlns:o="urn:schemas-microsoft-com:office:office" xmlns:r="http://schemas.openxmlformats.org/officeDocument/2006/relationships" xmlns:m="http://schemas.openxmlformats.org/officeDocument/2006/math" xmlns:v="urn:schemas-microsoft-com:vml" xmlns:wp14="http://schemas.microsoft.com/office/word/2010/wordprocessingDrawing" xmlns:wp="http://schemas.openxmlformats.org/drawingml/2006/wordprocessingDrawing" xmlns:w10="urn:schemas-microsoft-com:office:word" xmlns:w="http://schemas.openxmlformats.org/wordprocessingml/2006/main" xmlns:w14="http://schemas.microsoft.com/office/word/2010/wordml" xmlns:w15="http://schemas.microsoft.com/office/word/2012/wordml" xmlns:w16cex="http://schemas.microsoft.com/office/word/2018/wordml/cex" xmlns:w16cid="http://schemas.microsoft.com/office/word/2016/wordml/cid" xmlns:w16="http://schemas.microsoft.com/office/word/2018/wordml" xmlns:w16sdtdh="http://schemas.microsoft.com/office/word/2020/wordml/sdtdatahash" xmlns:w16se="http://schemas.microsoft.com/office/word/2015/wordml/symex" xmlns:wpg="http://schemas.microsoft.com/office/word/2010/wordprocessingGroup" xmlns:wpi="http://schemas.microsoft.com/office/word/2010/wordprocessingInk" xmlns:wne="http://schemas.microsoft.com/office/word/2006/wordml" xmlns:wps="http://schemas.microsoft.com/office/word/2010/wordprocessingShape" mc:Ignorable="w14 w15 w16se w16cid w16 w16cex w16sdtdh wp14">
   <w:body>
-    <w:bookmarkStart w:id="0" w:name="_GoBack"/>
-    <w:bookmarkEnd w:id="0"/>
     <w:p>
       <w:pPr>
         <w:pStyle w:val="1"/>
@@ -116,7 +114,7 @@
               </wp:anchor>
             </w:drawing>
           </mc:Choice>
-          <mc:Fallback xmlns:w16se="http://schemas.microsoft.com/office/word/2015/wordml/symex" xmlns:w16sdtdh="http://schemas.microsoft.com/office/word/2020/wordml/sdtdatahash" xmlns:w16="http://schemas.microsoft.com/office/word/2018/wordml" xmlns:w16cid="http://schemas.microsoft.com/office/word/2016/wordml/cid" xmlns:w16cex="http://schemas.microsoft.com/office/word/2018/wordml/cex" xmlns:w15="http://schemas.microsoft.com/office/word/2012/wordml" xmlns:am3d="http://schemas.microsoft.com/office/drawing/2017/model3d" xmlns:aink="http://schemas.microsoft.com/office/drawing/2016/ink" xmlns:cx8="http://schemas.microsoft.com/office/drawing/2016/5/14/chartex" xmlns:cx7="http://schemas.microsoft.com/office/drawing/2016/5/13/chartex" xmlns:cx6="http://schemas.microsoft.com/office/drawing/2016/5/12/chartex" xmlns:cx5="http://schemas.microsoft.com/office/drawing/2016/5/11/chartex" xmlns:cx4="http://schemas.microsoft.com/office/drawing/2016/5/10/chartex" xmlns:cx3="http://schemas.microsoft.com/office/drawing/2016/5/9/chartex" xmlns:cx2="http://schemas.microsoft.com/office/drawing/2015/10/21/chartex" xmlns:cx1="http://schemas.microsoft.com/office/drawing/2015/9/8/chartex" xmlns:cx="http://schemas.microsoft.com/office/drawing/2014/chartex">
+          <mc:Fallback>
             <w:pict>
               <v:shapetype w14:anchorId="036399F3" id="_x0000_t202" coordsize="21600,21600" o:spt="202" path="m,l,21600r21600,l21600,xe">
                 <v:stroke joinstyle="miter"/>
@@ -236,8 +234,8 @@
         </w:rPr>
         <w:t xml:space="preserve"> </w:t>
       </w:r>
-      <w:bookmarkStart w:id="1" w:name="_ohl0xq6h9kme" w:colFirst="0" w:colLast="0"/>
-      <w:bookmarkEnd w:id="1"/>
+      <w:bookmarkStart w:id="0" w:name="_ohl0xq6h9kme" w:colFirst="0" w:colLast="0"/>
+      <w:bookmarkEnd w:id="0"/>
     </w:p>
     <w:p>
       <w:pPr>
@@ -330,7 +328,7 @@
                     </pic:cNvPicPr>
                   </pic:nvPicPr>
                   <pic:blipFill rotWithShape="1">
-                    <a:blip r:embed="rId9">
+                    <a:blip r:embed="rId8">
                       <a:extLst>
                         <a:ext uri="{28A0092B-C50C-407E-A947-70E740481C1C}">
                           <a14:useLocalDpi xmlns:a14="http://schemas.microsoft.com/office/drawing/2010/main" val="0"/>
@@ -401,7 +399,7 @@
                     </pic:cNvPicPr>
                   </pic:nvPicPr>
                   <pic:blipFill rotWithShape="1">
-                    <a:blip r:embed="rId9">
+                    <a:blip r:embed="rId8">
                       <a:extLst>
                         <a:ext uri="{28A0092B-C50C-407E-A947-70E740481C1C}">
                           <a14:useLocalDpi xmlns:a14="http://schemas.microsoft.com/office/drawing/2010/main" val="0"/>
@@ -556,7 +554,7 @@
                     </pic:cNvPicPr>
                   </pic:nvPicPr>
                   <pic:blipFill rotWithShape="1">
-                    <a:blip r:embed="rId9">
+                    <a:blip r:embed="rId8">
                       <a:extLst>
                         <a:ext uri="{28A0092B-C50C-407E-A947-70E740481C1C}">
                           <a14:useLocalDpi xmlns:a14="http://schemas.microsoft.com/office/drawing/2010/main" val="0"/>
@@ -630,7 +628,7 @@
                     </pic:cNvPicPr>
                   </pic:nvPicPr>
                   <pic:blipFill rotWithShape="1">
-                    <a:blip r:embed="rId9">
+                    <a:blip r:embed="rId8">
                       <a:extLst>
                         <a:ext uri="{28A0092B-C50C-407E-A947-70E740481C1C}">
                           <a14:useLocalDpi xmlns:a14="http://schemas.microsoft.com/office/drawing/2010/main" val="0"/>
@@ -744,7 +742,7 @@
           <w:lang w:val="en-US"/>
         </w:rPr>
         <w:drawing>
-          <wp:anchor distT="0" distB="0" distL="114300" distR="114300" simplePos="0" relativeHeight="251670528" behindDoc="0" locked="0" layoutInCell="1" allowOverlap="1" wp14:anchorId="4BD03F4A" wp14:editId="1732B23C">
+          <wp:anchor distT="0" distB="0" distL="114300" distR="114300" simplePos="0" relativeHeight="251670528" behindDoc="0" locked="0" layoutInCell="1" allowOverlap="1" wp14:anchorId="4BD03F4A" wp14:editId="01FB6742">
             <wp:simplePos x="0" y="0"/>
             <wp:positionH relativeFrom="column">
               <wp:posOffset>4124325</wp:posOffset>
@@ -769,7 +767,7 @@
                     </pic:cNvPicPr>
                   </pic:nvPicPr>
                   <pic:blipFill rotWithShape="1">
-                    <a:blip r:embed="rId9">
+                    <a:blip r:embed="rId8">
                       <a:extLst>
                         <a:ext uri="{28A0092B-C50C-407E-A947-70E740481C1C}">
                           <a14:useLocalDpi xmlns:a14="http://schemas.microsoft.com/office/drawing/2010/main" val="0"/>
@@ -809,27 +807,37 @@
           </wp:anchor>
         </w:drawing>
       </w:r>
-      <w:r>
+    </w:p>
+    <w:p>
+      <w:pPr>
+        <w:pStyle w:val="a9"/>
+        <w:numPr>
+          <w:ilvl w:val="0"/>
+          <w:numId w:val="7"/>
+        </w:numPr>
+        <w:spacing w:before="240" w:after="240"/>
+        <w:ind w:leftChars="0"/>
         <w:rPr>
           <w:rFonts w:ascii="標楷體" w:eastAsia="標楷體" w:hAnsi="標楷體"/>
-          <w:noProof/>
           <w:sz w:val="40"/>
           <w:szCs w:val="40"/>
-          <w:lang w:val="en-US"/>
+        </w:rPr>
+      </w:pPr>
+      <w:r>
+        <w:rPr>
+          <w:rFonts w:ascii="標楷體" w:eastAsia="標楷體" w:hAnsi="標楷體" w:hint="eastAsia"/>
+        </w:rPr>
+        <w:t xml:space="preserve">           </w:t>
+      </w:r>
+      <w:r>
+        <w:rPr>
+          <w:rFonts w:ascii="標楷體" w:eastAsia="標楷體" w:hAnsi="標楷體"/>
         </w:rPr>
         <w:drawing>
-          <wp:anchor distT="0" distB="0" distL="114300" distR="114300" simplePos="0" relativeHeight="251669504" behindDoc="0" locked="0" layoutInCell="1" allowOverlap="1" wp14:anchorId="496CAC13" wp14:editId="69F6BD7A">
-            <wp:simplePos x="0" y="0"/>
-            <wp:positionH relativeFrom="column">
-              <wp:posOffset>904875</wp:posOffset>
-            </wp:positionH>
-            <wp:positionV relativeFrom="paragraph">
-              <wp:posOffset>168275</wp:posOffset>
-            </wp:positionV>
-            <wp:extent cx="847725" cy="914400"/>
-            <wp:effectExtent l="0" t="0" r="9525" b="0"/>
-            <wp:wrapNone/>
-            <wp:docPr id="14" name="圖片 14"/>
+          <wp:inline distT="0" distB="0" distL="0" distR="0" wp14:anchorId="79608F4A" wp14:editId="126E8C86">
+            <wp:extent cx="800100" cy="990600"/>
+            <wp:effectExtent l="0" t="0" r="0" b="0"/>
+            <wp:docPr id="1" name="圖片 1"/>
             <wp:cNvGraphicFramePr>
               <a:graphicFrameLocks xmlns:a="http://schemas.openxmlformats.org/drawingml/2006/main" noChangeAspect="1"/>
             </wp:cNvGraphicFramePr>
@@ -837,31 +845,22 @@
               <a:graphicData uri="http://schemas.openxmlformats.org/drawingml/2006/picture">
                 <pic:pic xmlns:pic="http://schemas.openxmlformats.org/drawingml/2006/picture">
                   <pic:nvPicPr>
-                    <pic:cNvPr id="0" name="Picture 6"/>
-                    <pic:cNvPicPr>
-                      <a:picLocks noChangeAspect="1" noChangeArrowheads="1"/>
-                    </pic:cNvPicPr>
+                    <pic:cNvPr id="1" name=""/>
+                    <pic:cNvPicPr/>
                   </pic:nvPicPr>
                   <pic:blipFill rotWithShape="1">
-                    <a:blip r:embed="rId9">
-                      <a:extLst>
-                        <a:ext uri="{28A0092B-C50C-407E-A947-70E740481C1C}">
-                          <a14:useLocalDpi xmlns:a14="http://schemas.microsoft.com/office/drawing/2010/main" val="0"/>
-                        </a:ext>
-                      </a:extLst>
-                    </a:blip>
-                    <a:srcRect l="5249" t="69554" r="71391" b="5249"/>
+                    <a:blip r:embed="rId9"/>
+                    <a:srcRect l="52542"/>
                     <a:stretch/>
                   </pic:blipFill>
                   <pic:spPr bwMode="auto">
                     <a:xfrm>
                       <a:off x="0" y="0"/>
-                      <a:ext cx="847725" cy="914400"/>
+                      <a:ext cx="800212" cy="990738"/>
                     </a:xfrm>
                     <a:prstGeom prst="rect">
                       <a:avLst/>
                     </a:prstGeom>
-                    <a:noFill/>
                     <a:ln>
                       <a:noFill/>
                     </a:ln>
@@ -874,36 +873,14 @@
                 </pic:pic>
               </a:graphicData>
             </a:graphic>
-            <wp14:sizeRelH relativeFrom="page">
-              <wp14:pctWidth>0</wp14:pctWidth>
-            </wp14:sizeRelH>
-            <wp14:sizeRelV relativeFrom="page">
-              <wp14:pctHeight>0</wp14:pctHeight>
-            </wp14:sizeRelV>
-          </wp:anchor>
+          </wp:inline>
         </w:drawing>
       </w:r>
-    </w:p>
-    <w:p>
-      <w:pPr>
-        <w:pStyle w:val="a9"/>
-        <w:numPr>
-          <w:ilvl w:val="0"/>
-          <w:numId w:val="7"/>
-        </w:numPr>
-        <w:spacing w:before="240" w:after="240"/>
-        <w:ind w:leftChars="0"/>
-        <w:rPr>
-          <w:rFonts w:ascii="標楷體" w:eastAsia="標楷體" w:hAnsi="標楷體"/>
-          <w:sz w:val="40"/>
-          <w:szCs w:val="40"/>
-        </w:rPr>
-      </w:pPr>
       <w:r>
         <w:rPr>
           <w:rFonts w:ascii="標楷體" w:eastAsia="標楷體" w:hAnsi="標楷體" w:hint="eastAsia"/>
         </w:rPr>
-        <w:t xml:space="preserve">                                             </w:t>
+        <w:t xml:space="preserve">                                  </w:t>
       </w:r>
       <w:r>
         <w:rPr>
@@ -952,7 +929,7 @@
                     </pic:cNvPicPr>
                   </pic:nvPicPr>
                   <pic:blipFill rotWithShape="1">
-                    <a:blip r:embed="rId9">
+                    <a:blip r:embed="rId8">
                       <a:extLst>
                         <a:ext uri="{28A0092B-C50C-407E-A947-70E740481C1C}">
                           <a14:useLocalDpi xmlns:a14="http://schemas.microsoft.com/office/drawing/2010/main" val="0"/>
@@ -1949,7 +1926,7 @@
               </wp:anchor>
             </w:drawing>
           </mc:Choice>
-          <mc:Fallback xmlns:w16se="http://schemas.microsoft.com/office/word/2015/wordml/symex" xmlns:w16sdtdh="http://schemas.microsoft.com/office/word/2020/wordml/sdtdatahash" xmlns:w16="http://schemas.microsoft.com/office/word/2018/wordml" xmlns:w16cid="http://schemas.microsoft.com/office/word/2016/wordml/cid" xmlns:w16cex="http://schemas.microsoft.com/office/word/2018/wordml/cex" xmlns:w15="http://schemas.microsoft.com/office/word/2012/wordml" xmlns:am3d="http://schemas.microsoft.com/office/drawing/2017/model3d" xmlns:aink="http://schemas.microsoft.com/office/drawing/2016/ink" xmlns:cx8="http://schemas.microsoft.com/office/drawing/2016/5/14/chartex" xmlns:cx7="http://schemas.microsoft.com/office/drawing/2016/5/13/chartex" xmlns:cx6="http://schemas.microsoft.com/office/drawing/2016/5/12/chartex" xmlns:cx5="http://schemas.microsoft.com/office/drawing/2016/5/11/chartex" xmlns:cx4="http://schemas.microsoft.com/office/drawing/2016/5/10/chartex" xmlns:cx3="http://schemas.microsoft.com/office/drawing/2016/5/9/chartex" xmlns:cx2="http://schemas.microsoft.com/office/drawing/2015/10/21/chartex" xmlns:cx1="http://schemas.microsoft.com/office/drawing/2015/9/8/chartex" xmlns:cx="http://schemas.microsoft.com/office/drawing/2014/chartex">
+          <mc:Fallback>
             <w:pict>
               <v:shape w14:anchorId="42A7F696" id="文字方塊 3" o:spid="_x0000_s1027" type="#_x0000_t202" style="position:absolute;margin-left:320.95pt;margin-top:21.75pt;width:151.55pt;height:41.85pt;z-index:251661312;visibility:visible;mso-wrap-style:square;mso-width-percent:0;mso-height-percent:0;mso-wrap-distance-left:9pt;mso-wrap-distance-top:0;mso-wrap-distance-right:9pt;mso-wrap-distance-bottom:0;mso-position-horizontal:absolute;mso-position-horizontal-relative:margin;mso-position-vertical:absolute;mso-position-vertical-relative:text;mso-width-percent:0;mso-height-percent:0;mso-width-relative:margin;mso-height-relative:margin;v-text-anchor:top" o:gfxdata="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" fillcolor="window" strokeweight=".5pt">
                 <v:textbox>
@@ -1995,7 +1972,7 @@
 </file>
 
 <file path=word/endnotes.xml><?xml version="1.0" encoding="utf-8"?>
-<w:endnotes xmlns:wpc="http://schemas.microsoft.com/office/word/2010/wordprocessingCanvas" xmlns:mc="http://schemas.openxmlformats.org/markup-compatibility/2006" xmlns:o="urn:schemas-microsoft-com:office:office" xmlns:r="http://schemas.openxmlformats.org/officeDocument/2006/relationships" xmlns:m="http://schemas.openxmlformats.org/officeDocument/2006/math" xmlns:v="urn:schemas-microsoft-com:vml" xmlns:wp14="http://schemas.microsoft.com/office/word/2010/wordprocessingDrawing" xmlns:wp="http://schemas.openxmlformats.org/drawingml/2006/wordprocessingDrawing" xmlns:w10="urn:schemas-microsoft-com:office:word" xmlns:w="http://schemas.openxmlformats.org/wordprocessingml/2006/main" xmlns:w14="http://schemas.microsoft.com/office/word/2010/wordml" xmlns:wpg="http://schemas.microsoft.com/office/word/2010/wordprocessingGroup" xmlns:wpi="http://schemas.microsoft.com/office/word/2010/wordprocessingInk" xmlns:wne="http://schemas.microsoft.com/office/word/2006/wordml" xmlns:wps="http://schemas.microsoft.com/office/word/2010/wordprocessingShape" mc:Ignorable="w14 wp14">
+<w:endnotes xmlns:wpc="http://schemas.microsoft.com/office/word/2010/wordprocessingCanvas" xmlns:cx="http://schemas.microsoft.com/office/drawing/2014/chartex" xmlns:cx1="http://schemas.microsoft.com/office/drawing/2015/9/8/chartex" xmlns:cx2="http://schemas.microsoft.com/office/drawing/2015/10/21/chartex" xmlns:cx3="http://schemas.microsoft.com/office/drawing/2016/5/9/chartex" xmlns:cx4="http://schemas.microsoft.com/office/drawing/2016/5/10/chartex" xmlns:cx5="http://schemas.microsoft.com/office/drawing/2016/5/11/chartex" xmlns:cx6="http://schemas.microsoft.com/office/drawing/2016/5/12/chartex" xmlns:cx7="http://schemas.microsoft.com/office/drawing/2016/5/13/chartex" xmlns:cx8="http://schemas.microsoft.com/office/drawing/2016/5/14/chartex" xmlns:mc="http://schemas.openxmlformats.org/markup-compatibility/2006" xmlns:aink="http://schemas.microsoft.com/office/drawing/2016/ink" xmlns:am3d="http://schemas.microsoft.com/office/drawing/2017/model3d" xmlns:o="urn:schemas-microsoft-com:office:office" xmlns:r="http://schemas.openxmlformats.org/officeDocument/2006/relationships" xmlns:m="http://schemas.openxmlformats.org/officeDocument/2006/math" xmlns:v="urn:schemas-microsoft-com:vml" xmlns:wp14="http://schemas.microsoft.com/office/word/2010/wordprocessingDrawing" xmlns:wp="http://schemas.openxmlformats.org/drawingml/2006/wordprocessingDrawing" xmlns:w10="urn:schemas-microsoft-com:office:word" xmlns:w="http://schemas.openxmlformats.org/wordprocessingml/2006/main" xmlns:w14="http://schemas.microsoft.com/office/word/2010/wordml" xmlns:w15="http://schemas.microsoft.com/office/word/2012/wordml" xmlns:w16cex="http://schemas.microsoft.com/office/word/2018/wordml/cex" xmlns:w16cid="http://schemas.microsoft.com/office/word/2016/wordml/cid" xmlns:w16="http://schemas.microsoft.com/office/word/2018/wordml" xmlns:w16sdtdh="http://schemas.microsoft.com/office/word/2020/wordml/sdtdatahash" xmlns:w16se="http://schemas.microsoft.com/office/word/2015/wordml/symex" xmlns:wpg="http://schemas.microsoft.com/office/word/2010/wordprocessingGroup" xmlns:wpi="http://schemas.microsoft.com/office/word/2010/wordprocessingInk" xmlns:wne="http://schemas.microsoft.com/office/word/2006/wordml" xmlns:wps="http://schemas.microsoft.com/office/word/2010/wordprocessingShape" mc:Ignorable="w14 w15 w16se w16cid w16 w16cex w16sdtdh wp14">
   <w:endnote w:type="separator" w:id="-1">
     <w:p>
       <w:pPr>
@@ -2020,7 +1997,7 @@
 </file>
 
 <file path=word/footnotes.xml><?xml version="1.0" encoding="utf-8"?>
-<w:footnotes xmlns:wpc="http://schemas.microsoft.com/office/word/2010/wordprocessingCanvas" xmlns:mc="http://schemas.openxmlformats.org/markup-compatibility/2006" xmlns:o="urn:schemas-microsoft-com:office:office" xmlns:r="http://schemas.openxmlformats.org/officeDocument/2006/relationships" xmlns:m="http://schemas.openxmlformats.org/officeDocument/2006/math" xmlns:v="urn:schemas-microsoft-com:vml" xmlns:wp14="http://schemas.microsoft.com/office/word/2010/wordprocessingDrawing" xmlns:wp="http://schemas.openxmlformats.org/drawingml/2006/wordprocessingDrawing" xmlns:w10="urn:schemas-microsoft-com:office:word" xmlns:w="http://schemas.openxmlformats.org/wordprocessingml/2006/main" xmlns:w14="http://schemas.microsoft.com/office/word/2010/wordml" xmlns:wpg="http://schemas.microsoft.com/office/word/2010/wordprocessingGroup" xmlns:wpi="http://schemas.microsoft.com/office/word/2010/wordprocessingInk" xmlns:wne="http://schemas.microsoft.com/office/word/2006/wordml" xmlns:wps="http://schemas.microsoft.com/office/word/2010/wordprocessingShape" mc:Ignorable="w14 wp14">
+<w:footnotes xmlns:wpc="http://schemas.microsoft.com/office/word/2010/wordprocessingCanvas" xmlns:cx="http://schemas.microsoft.com/office/drawing/2014/chartex" xmlns:cx1="http://schemas.microsoft.com/office/drawing/2015/9/8/chartex" xmlns:cx2="http://schemas.microsoft.com/office/drawing/2015/10/21/chartex" xmlns:cx3="http://schemas.microsoft.com/office/drawing/2016/5/9/chartex" xmlns:cx4="http://schemas.microsoft.com/office/drawing/2016/5/10/chartex" xmlns:cx5="http://schemas.microsoft.com/office/drawing/2016/5/11/chartex" xmlns:cx6="http://schemas.microsoft.com/office/drawing/2016/5/12/chartex" xmlns:cx7="http://schemas.microsoft.com/office/drawing/2016/5/13/chartex" xmlns:cx8="http://schemas.microsoft.com/office/drawing/2016/5/14/chartex" xmlns:mc="http://schemas.openxmlformats.org/markup-compatibility/2006" xmlns:aink="http://schemas.microsoft.com/office/drawing/2016/ink" xmlns:am3d="http://schemas.microsoft.com/office/drawing/2017/model3d" xmlns:o="urn:schemas-microsoft-com:office:office" xmlns:r="http://schemas.openxmlformats.org/officeDocument/2006/relationships" xmlns:m="http://schemas.openxmlformats.org/officeDocument/2006/math" xmlns:v="urn:schemas-microsoft-com:vml" xmlns:wp14="http://schemas.microsoft.com/office/word/2010/wordprocessingDrawing" xmlns:wp="http://schemas.openxmlformats.org/drawingml/2006/wordprocessingDrawing" xmlns:w10="urn:schemas-microsoft-com:office:word" xmlns:w="http://schemas.openxmlformats.org/wordprocessingml/2006/main" xmlns:w14="http://schemas.microsoft.com/office/word/2010/wordml" xmlns:w15="http://schemas.microsoft.com/office/word/2012/wordml" xmlns:w16cex="http://schemas.microsoft.com/office/word/2018/wordml/cex" xmlns:w16cid="http://schemas.microsoft.com/office/word/2016/wordml/cid" xmlns:w16="http://schemas.microsoft.com/office/word/2018/wordml" xmlns:w16sdtdh="http://schemas.microsoft.com/office/word/2020/wordml/sdtdatahash" xmlns:w16se="http://schemas.microsoft.com/office/word/2015/wordml/symex" xmlns:wpg="http://schemas.microsoft.com/office/word/2010/wordprocessingGroup" xmlns:wpi="http://schemas.microsoft.com/office/word/2010/wordprocessingInk" xmlns:wne="http://schemas.microsoft.com/office/word/2006/wordml" xmlns:wps="http://schemas.microsoft.com/office/word/2010/wordprocessingShape" mc:Ignorable="w14 w15 w16se w16cid w16 w16cex w16sdtdh wp14">
   <w:footnote w:type="separator" w:id="-1">
     <w:p>
       <w:pPr>
@@ -2045,7 +2022,7 @@
 </file>
 
 <file path=word/header1.xml><?xml version="1.0" encoding="utf-8"?>
-<w:hdr xmlns:wpc="http://schemas.microsoft.com/office/word/2010/wordprocessingCanvas" xmlns:mc="http://schemas.openxmlformats.org/markup-compatibility/2006" xmlns:o="urn:schemas-microsoft-com:office:office" xmlns:r="http://schemas.openxmlformats.org/officeDocument/2006/relationships" xmlns:m="http://schemas.openxmlformats.org/officeDocument/2006/math" xmlns:v="urn:schemas-microsoft-com:vml" xmlns:wp14="http://schemas.microsoft.com/office/word/2010/wordprocessingDrawing" xmlns:wp="http://schemas.openxmlformats.org/drawingml/2006/wordprocessingDrawing" xmlns:w10="urn:schemas-microsoft-com:office:word" xmlns:w="http://schemas.openxmlformats.org/wordprocessingml/2006/main" xmlns:w14="http://schemas.microsoft.com/office/word/2010/wordml" xmlns:wpg="http://schemas.microsoft.com/office/word/2010/wordprocessingGroup" xmlns:wpi="http://schemas.microsoft.com/office/word/2010/wordprocessingInk" xmlns:wne="http://schemas.microsoft.com/office/word/2006/wordml" xmlns:wps="http://schemas.microsoft.com/office/word/2010/wordprocessingShape" mc:Ignorable="w14 wp14">
+<w:hdr xmlns:wpc="http://schemas.microsoft.com/office/word/2010/wordprocessingCanvas" xmlns:cx="http://schemas.microsoft.com/office/drawing/2014/chartex" xmlns:cx1="http://schemas.microsoft.com/office/drawing/2015/9/8/chartex" xmlns:cx2="http://schemas.microsoft.com/office/drawing/2015/10/21/chartex" xmlns:cx3="http://schemas.microsoft.com/office/drawing/2016/5/9/chartex" xmlns:cx4="http://schemas.microsoft.com/office/drawing/2016/5/10/chartex" xmlns:cx5="http://schemas.microsoft.com/office/drawing/2016/5/11/chartex" xmlns:cx6="http://schemas.microsoft.com/office/drawing/2016/5/12/chartex" xmlns:cx7="http://schemas.microsoft.com/office/drawing/2016/5/13/chartex" xmlns:cx8="http://schemas.microsoft.com/office/drawing/2016/5/14/chartex" xmlns:mc="http://schemas.openxmlformats.org/markup-compatibility/2006" xmlns:aink="http://schemas.microsoft.com/office/drawing/2016/ink" xmlns:am3d="http://schemas.microsoft.com/office/drawing/2017/model3d" xmlns:o="urn:schemas-microsoft-com:office:office" xmlns:r="http://schemas.openxmlformats.org/officeDocument/2006/relationships" xmlns:m="http://schemas.openxmlformats.org/officeDocument/2006/math" xmlns:v="urn:schemas-microsoft-com:vml" xmlns:wp14="http://schemas.microsoft.com/office/word/2010/wordprocessingDrawing" xmlns:wp="http://schemas.openxmlformats.org/drawingml/2006/wordprocessingDrawing" xmlns:w10="urn:schemas-microsoft-com:office:word" xmlns:w="http://schemas.openxmlformats.org/wordprocessingml/2006/main" xmlns:w14="http://schemas.microsoft.com/office/word/2010/wordml" xmlns:w15="http://schemas.microsoft.com/office/word/2012/wordml" xmlns:w16cex="http://schemas.microsoft.com/office/word/2018/wordml/cex" xmlns:w16cid="http://schemas.microsoft.com/office/word/2016/wordml/cid" xmlns:w16="http://schemas.microsoft.com/office/word/2018/wordml" xmlns:w16sdtdh="http://schemas.microsoft.com/office/word/2020/wordml/sdtdatahash" xmlns:w16se="http://schemas.microsoft.com/office/word/2015/wordml/symex" xmlns:wpg="http://schemas.microsoft.com/office/word/2010/wordprocessingGroup" xmlns:wpi="http://schemas.microsoft.com/office/word/2010/wordprocessingInk" xmlns:wne="http://schemas.microsoft.com/office/word/2006/wordml" xmlns:wps="http://schemas.microsoft.com/office/word/2010/wordprocessingShape" mc:Ignorable="w14 w15 w16se w16cid w16 w16cex w16sdtdh wp14">
   <w:p>
     <w:pPr>
       <w:pStyle w:val="a5"/>
@@ -2073,8 +2050,8 @@
 </file>
 
 <file path=word/numbering.xml><?xml version="1.0" encoding="utf-8"?>
-<w:numbering xmlns:wpc="http://schemas.microsoft.com/office/word/2010/wordprocessingCanvas" xmlns:mc="http://schemas.openxmlformats.org/markup-compatibility/2006" xmlns:o="urn:schemas-microsoft-com:office:office" xmlns:r="http://schemas.openxmlformats.org/officeDocument/2006/relationships" xmlns:m="http://schemas.openxmlformats.org/officeDocument/2006/math" xmlns:v="urn:schemas-microsoft-com:vml" xmlns:wp14="http://schemas.microsoft.com/office/word/2010/wordprocessingDrawing" xmlns:wp="http://schemas.openxmlformats.org/drawingml/2006/wordprocessingDrawing" xmlns:w10="urn:schemas-microsoft-com:office:word" xmlns:w="http://schemas.openxmlformats.org/wordprocessingml/2006/main" xmlns:w14="http://schemas.microsoft.com/office/word/2010/wordml" xmlns:wpg="http://schemas.microsoft.com/office/word/2010/wordprocessingGroup" xmlns:wpi="http://schemas.microsoft.com/office/word/2010/wordprocessingInk" xmlns:wne="http://schemas.microsoft.com/office/word/2006/wordml" xmlns:wps="http://schemas.microsoft.com/office/word/2010/wordprocessingShape" mc:Ignorable="w14 wp14">
-  <w:abstractNum w:abstractNumId="0">
+<w:numbering xmlns:wpc="http://schemas.microsoft.com/office/word/2010/wordprocessingCanvas" xmlns:cx="http://schemas.microsoft.com/office/drawing/2014/chartex" xmlns:cx1="http://schemas.microsoft.com/office/drawing/2015/9/8/chartex" xmlns:cx2="http://schemas.microsoft.com/office/drawing/2015/10/21/chartex" xmlns:cx3="http://schemas.microsoft.com/office/drawing/2016/5/9/chartex" xmlns:cx4="http://schemas.microsoft.com/office/drawing/2016/5/10/chartex" xmlns:cx5="http://schemas.microsoft.com/office/drawing/2016/5/11/chartex" xmlns:cx6="http://schemas.microsoft.com/office/drawing/2016/5/12/chartex" xmlns:cx7="http://schemas.microsoft.com/office/drawing/2016/5/13/chartex" xmlns:cx8="http://schemas.microsoft.com/office/drawing/2016/5/14/chartex" xmlns:mc="http://schemas.openxmlformats.org/markup-compatibility/2006" xmlns:aink="http://schemas.microsoft.com/office/drawing/2016/ink" xmlns:am3d="http://schemas.microsoft.com/office/drawing/2017/model3d" xmlns:o="urn:schemas-microsoft-com:office:office" xmlns:r="http://schemas.openxmlformats.org/officeDocument/2006/relationships" xmlns:m="http://schemas.openxmlformats.org/officeDocument/2006/math" xmlns:v="urn:schemas-microsoft-com:vml" xmlns:wp14="http://schemas.microsoft.com/office/word/2010/wordprocessingDrawing" xmlns:wp="http://schemas.openxmlformats.org/drawingml/2006/wordprocessingDrawing" xmlns:w10="urn:schemas-microsoft-com:office:word" xmlns:w="http://schemas.openxmlformats.org/wordprocessingml/2006/main" xmlns:w14="http://schemas.microsoft.com/office/word/2010/wordml" xmlns:w15="http://schemas.microsoft.com/office/word/2012/wordml" xmlns:w16cex="http://schemas.microsoft.com/office/word/2018/wordml/cex" xmlns:w16cid="http://schemas.microsoft.com/office/word/2016/wordml/cid" xmlns:w16="http://schemas.microsoft.com/office/word/2018/wordml" xmlns:w16sdtdh="http://schemas.microsoft.com/office/word/2020/wordml/sdtdatahash" xmlns:w16se="http://schemas.microsoft.com/office/word/2015/wordml/symex" xmlns:wpg="http://schemas.microsoft.com/office/word/2010/wordprocessingGroup" xmlns:wpi="http://schemas.microsoft.com/office/word/2010/wordprocessingInk" xmlns:wne="http://schemas.microsoft.com/office/word/2006/wordml" xmlns:wps="http://schemas.microsoft.com/office/word/2010/wordprocessingShape" mc:Ignorable="w14 w15 w16se w16cid w16 w16cex w16sdtdh wp14">
+  <w:abstractNum w:abstractNumId="0" w15:restartNumberingAfterBreak="0">
     <w:nsid w:val="00463C99"/>
     <w:multiLevelType w:val="multilevel"/>
     <w:tmpl w:val="FD5A1236"/>
@@ -2187,7 +2164,7 @@
       </w:rPr>
     </w:lvl>
   </w:abstractNum>
-  <w:abstractNum w:abstractNumId="1">
+  <w:abstractNum w:abstractNumId="1" w15:restartNumberingAfterBreak="0">
     <w:nsid w:val="00D33EE8"/>
     <w:multiLevelType w:val="multilevel"/>
     <w:tmpl w:val="3BF4723C"/>
@@ -2300,7 +2277,7 @@
       </w:rPr>
     </w:lvl>
   </w:abstractNum>
-  <w:abstractNum w:abstractNumId="2">
+  <w:abstractNum w:abstractNumId="2" w15:restartNumberingAfterBreak="0">
     <w:nsid w:val="038D707B"/>
     <w:multiLevelType w:val="multilevel"/>
     <w:tmpl w:val="CAB4DEDA"/>
@@ -2413,7 +2390,7 @@
       </w:rPr>
     </w:lvl>
   </w:abstractNum>
-  <w:abstractNum w:abstractNumId="3">
+  <w:abstractNum w:abstractNumId="3" w15:restartNumberingAfterBreak="0">
     <w:nsid w:val="09D617F0"/>
     <w:multiLevelType w:val="hybridMultilevel"/>
     <w:tmpl w:val="0B1ED2BA"/>
@@ -2525,7 +2502,7 @@
       </w:rPr>
     </w:lvl>
   </w:abstractNum>
-  <w:abstractNum w:abstractNumId="4">
+  <w:abstractNum w:abstractNumId="4" w15:restartNumberingAfterBreak="0">
     <w:nsid w:val="32EA0342"/>
     <w:multiLevelType w:val="hybridMultilevel"/>
     <w:tmpl w:val="E6A85D1E"/>
@@ -2638,7 +2615,7 @@
       </w:rPr>
     </w:lvl>
   </w:abstractNum>
-  <w:abstractNum w:abstractNumId="5">
+  <w:abstractNum w:abstractNumId="5" w15:restartNumberingAfterBreak="0">
     <w:nsid w:val="684D18FA"/>
     <w:multiLevelType w:val="hybridMultilevel"/>
     <w:tmpl w:val="846EFA0C"/>
@@ -2724,7 +2701,7 @@
       </w:pPr>
     </w:lvl>
   </w:abstractNum>
-  <w:abstractNum w:abstractNumId="6">
+  <w:abstractNum w:abstractNumId="6" w15:restartNumberingAfterBreak="0">
     <w:nsid w:val="68DE4CD5"/>
     <w:multiLevelType w:val="multilevel"/>
     <w:tmpl w:val="BCDA8C9E"/>
@@ -2837,7 +2814,7 @@
       </w:pPr>
     </w:lvl>
   </w:abstractNum>
-  <w:abstractNum w:abstractNumId="7">
+  <w:abstractNum w:abstractNumId="7" w15:restartNumberingAfterBreak="0">
     <w:nsid w:val="701C25C3"/>
     <w:multiLevelType w:val="multilevel"/>
     <w:tmpl w:val="A754EFFA"/>
@@ -2950,7 +2927,7 @@
       </w:rPr>
     </w:lvl>
   </w:abstractNum>
-  <w:abstractNum w:abstractNumId="8">
+  <w:abstractNum w:abstractNumId="8" w15:restartNumberingAfterBreak="0">
     <w:nsid w:val="790F139F"/>
     <w:multiLevelType w:val="hybridMultilevel"/>
     <w:tmpl w:val="4FA8657E"/>
@@ -3067,7 +3044,7 @@
 </file>
 
 <file path=word/styles.xml><?xml version="1.0" encoding="utf-8"?>
-<w:styles xmlns:mc="http://schemas.openxmlformats.org/markup-compatibility/2006" xmlns:r="http://schemas.openxmlformats.org/officeDocument/2006/relationships" xmlns:w="http://schemas.openxmlformats.org/wordprocessingml/2006/main" xmlns:w14="http://schemas.microsoft.com/office/word/2010/wordml" mc:Ignorable="w14">
+<w:styles xmlns:mc="http://schemas.openxmlformats.org/markup-compatibility/2006" xmlns:r="http://schemas.openxmlformats.org/officeDocument/2006/relationships" xmlns:w="http://schemas.openxmlformats.org/wordprocessingml/2006/main" xmlns:w14="http://schemas.microsoft.com/office/word/2010/wordml" xmlns:w15="http://schemas.microsoft.com/office/word/2012/wordml" xmlns:w16cex="http://schemas.microsoft.com/office/word/2018/wordml/cex" xmlns:w16cid="http://schemas.microsoft.com/office/word/2016/wordml/cid" xmlns:w16="http://schemas.microsoft.com/office/word/2018/wordml" xmlns:w16sdtdh="http://schemas.microsoft.com/office/word/2020/wordml/sdtdatahash" xmlns:w16se="http://schemas.microsoft.com/office/word/2015/wordml/symex" mc:Ignorable="w14 w15 w16se w16cid w16 w16cex w16sdtdh">
   <w:docDefaults>
     <w:rPrDefault>
       <w:rPr>
@@ -3083,578 +3060,383 @@
       </w:pPr>
     </w:pPrDefault>
   </w:docDefaults>
-  <w:latentStyles w:defLockedState="0" w:defUIPriority="99" w:defSemiHidden="1" w:defUnhideWhenUsed="1" w:defQFormat="0" w:count="267">
-    <w:lsdException w:name="Normal" w:semiHidden="0" w:uiPriority="0" w:unhideWhenUsed="0" w:qFormat="1"/>
-    <w:lsdException w:name="heading 1" w:semiHidden="0" w:uiPriority="9" w:unhideWhenUsed="0" w:qFormat="1"/>
-    <w:lsdException w:name="heading 2" w:uiPriority="9" w:qFormat="1"/>
-    <w:lsdException w:name="heading 3" w:uiPriority="9" w:qFormat="1"/>
-    <w:lsdException w:name="heading 4" w:uiPriority="9" w:qFormat="1"/>
-    <w:lsdException w:name="heading 5" w:uiPriority="9" w:qFormat="1"/>
-    <w:lsdException w:name="heading 6" w:uiPriority="9" w:qFormat="1"/>
-    <w:lsdException w:name="heading 7" w:uiPriority="9" w:qFormat="1"/>
-    <w:lsdException w:name="heading 8" w:uiPriority="9" w:qFormat="1"/>
-    <w:lsdException w:name="heading 9" w:uiPriority="9" w:qFormat="1"/>
-    <w:lsdException w:name="toc 1" w:uiPriority="39"/>
-    <w:lsdException w:name="toc 2" w:uiPriority="39"/>
-    <w:lsdException w:name="toc 3" w:uiPriority="39"/>
-    <w:lsdException w:name="toc 4" w:uiPriority="39"/>
-    <w:lsdException w:name="toc 5" w:uiPriority="39"/>
-    <w:lsdException w:name="toc 6" w:uiPriority="39"/>
-    <w:lsdException w:name="toc 7" w:uiPriority="39"/>
-    <w:lsdException w:name="toc 8" w:uiPriority="39"/>
-    <w:lsdException w:name="toc 9" w:uiPriority="39"/>
-    <w:lsdException w:name="caption" w:uiPriority="35" w:qFormat="1"/>
-    <w:lsdException w:name="Title" w:semiHidden="0" w:uiPriority="10" w:unhideWhenUsed="0" w:qFormat="1"/>
-    <w:lsdException w:name="Default Paragraph Font" w:uiPriority="1"/>
-    <w:lsdException w:name="Subtitle" w:semiHidden="0" w:uiPriority="11" w:unhideWhenUsed="0" w:qFormat="1"/>
-    <w:lsdException w:name="Strong" w:semiHidden="0" w:uiPriority="22" w:unhideWhenUsed="0" w:qFormat="1"/>
-    <w:lsdException w:name="Emphasis" w:semiHidden="0" w:uiPriority="20" w:unhideWhenUsed="0" w:qFormat="1"/>
-    <w:lsdException w:name="Table Grid" w:semiHidden="0" w:uiPriority="39" w:unhideWhenUsed="0"/>
-    <w:lsdException w:name="Placeholder Text" w:unhideWhenUsed="0"/>
-    <w:lsdException w:name="No Spacing" w:semiHidden="0" w:uiPriority="1" w:unhideWhenUsed="0" w:qFormat="1"/>
-    <w:lsdException w:name="Light Shading" w:semiHidden="0" w:uiPriority="60" w:unhideWhenUsed="0"/>
-    <w:lsdException w:name="Light List" w:semiHidden="0" w:uiPriority="61" w:unhideWhenUsed="0"/>
-    <w:lsdException w:name="Light Grid" w:semiHidden="0" w:uiPriority="62" w:unhideWhenUsed="0"/>
-    <w:lsdException w:name="Medium Shading 1" w:semiHidden="0" w:uiPriority="63" w:unhideWhenUsed="0"/>
-    <w:lsdException w:name="Medium Shading 2" w:semiHidden="0" w:uiPriority="64" w:unhideWhenUsed="0"/>
-    <w:lsdException w:name="Medium List 1" w:semiHidden="0" w:uiPriority="65" w:unhideWhenUsed="0"/>
-    <w:lsdException w:name="Medium List 2" w:semiHidden="0" w:uiPriority="66" w:unhideWhenUsed="0"/>
-    <w:lsdException w:name="Medium Grid 1" w:semiHidden="0" w:uiPriority="67" w:unhideWhenUsed="0"/>
-    <w:lsdException w:name="Medium Grid 2" w:semiHidden="0" w:uiPriority="68" w:unhideWhenUsed="0"/>
-    <w:lsdException w:name="Medium Grid 3" w:semiHidden="0" w:uiPriority="69" w:unhideWhenUsed="0"/>
-    <w:lsdException w:name="Dark List" w:semiHidden="0" w:uiPriority="70" w:unhideWhenUsed="0"/>
-    <w:lsdException w:name="Colorful Shading" w:semiHidden="0" w:uiPriority="71" w:unhideWhenUsed="0"/>
-    <w:lsdException w:name="Colorful List" w:semiHidden="0" w:uiPriority="72" w:unhideWhenUsed="0"/>
-    <w:lsdException w:name="Colorful Grid" w:semiHidden="0" w:uiPriority="73" w:unhideWhenUsed="0"/>
-    <w:lsdException w:name="Light Shading Accent 1" w:semiHidden="0" w:uiPriority="60" w:unhideWhenUsed="0"/>
-    <w:lsdException w:name="Light List Accent 1" w:semiHidden="0" w:uiPriority="61" w:unhideWhenUsed="0"/>
-    <w:lsdException w:name="Light Grid Accent 1" w:semiHidden="0" w:uiPriority="62" w:unhideWhenUsed="0"/>
-    <w:lsdException w:name="Medium Shading 1 Accent 1" w:semiHidden="0" w:uiPriority="63" w:unhideWhenUsed="0"/>
-    <w:lsdException w:name="Medium Shading 2 Accent 1" w:semiHidden="0" w:uiPriority="64" w:unhideWhenUsed="0"/>
-    <w:lsdException w:name="Medium List 1 Accent 1" w:semiHidden="0" w:uiPriority="65" w:unhideWhenUsed="0"/>
-    <w:lsdException w:name="Revision" w:unhideWhenUsed="0"/>
-    <w:lsdException w:name="List Paragraph" w:semiHidden="0" w:uiPriority="34" w:unhideWhenUsed="0" w:qFormat="1"/>
-    <w:lsdException w:name="Quote" w:semiHidden="0" w:uiPriority="29" w:unhideWhenUsed="0" w:qFormat="1"/>
-    <w:lsdException w:name="Intense Quote" w:semiHidden="0" w:uiPriority="30" w:unhideWhenUsed="0" w:qFormat="1"/>
-    <w:lsdException w:name="Medium List 2 Accent 1" w:semiHidden="0" w:uiPriority="66" w:unhideWhenUsed="0"/>
-    <w:lsdException w:name="Medium Grid 1 Accent 1" w:semiHidden="0" w:uiPriority="67" w:unhideWhenUsed="0"/>
-    <w:lsdException w:name="Medium Grid 2 Accent 1" w:semiHidden="0" w:uiPriority="68" w:unhideWhenUsed="0"/>
-    <w:lsdException w:name="Medium Grid 3 Accent 1" w:semiHidden="0" w:uiPriority="69" w:unhideWhenUsed="0"/>
-    <w:lsdException w:name="Dark List Accent 1" w:semiHidden="0" w:uiPriority="70" w:unhideWhenUsed="0"/>
-    <w:lsdException w:name="Colorful Shading Accent 1" w:semiHidden="0" w:uiPriority="71" w:unhideWhenUsed="0"/>
-    <w:lsdException w:name="Colorful List Accent 1" w:semiHidden="0" w:uiPriority="72" w:unhideWhenUsed="0"/>
-    <w:lsdException w:name="Colorful Grid Accent 1" w:semiHidden="0" w:uiPriority="73" w:unhideWhenUsed="0"/>
-    <w:lsdException w:name="Light Shading Accent 2" w:semiHidden="0" w:uiPriority="60" w:unhideWhenUsed="0"/>
-    <w:lsdException w:name="Light List Accent 2" w:semiHidden="0" w:uiPriority="61" w:unhideWhenUsed="0"/>
-    <w:lsdException w:name="Light Grid Accent 2" w:semiHidden="0" w:uiPriority="62" w:unhideWhenUsed="0"/>
-    <w:lsdException w:name="Medium Shading 1 Accent 2" w:semiHidden="0" w:uiPriority="63" w:unhideWhenUsed="0"/>
-    <w:lsdException w:name="Medium Shading 2 Accent 2" w:semiHidden="0" w:uiPriority="64" w:unhideWhenUsed="0"/>
-    <w:lsdException w:name="Medium List 1 Accent 2" w:semiHidden="0" w:uiPriority="65" w:unhideWhenUsed="0"/>
-    <w:lsdException w:name="Medium List 2 Accent 2" w:semiHidden="0" w:uiPriority="66" w:unhideWhenUsed="0"/>
-    <w:lsdException w:name="Medium Grid 1 Accent 2" w:semiHidden="0" w:uiPriority="67" w:unhideWhenUsed="0"/>
-    <w:lsdException w:name="Medium Grid 2 Accent 2" w:semiHidden="0" w:uiPriority="68" w:unhideWhenUsed="0"/>
-    <w:lsdException w:name="Medium Grid 3 Accent 2" w:semiHidden="0" w:uiPriority="69" w:unhideWhenUsed="0"/>
-    <w:lsdException w:name="Dark List Accent 2" w:semiHidden="0" w:uiPriority="70" w:unhideWhenUsed="0"/>
-    <w:lsdException w:name="Colorful Shading Accent 2" w:semiHidden="0" w:uiPriority="71" w:unhideWhenUsed="0"/>
-    <w:lsdException w:name="Colorful List Accent 2" w:semiHidden="0" w:uiPriority="72" w:unhideWhenUsed="0"/>
-    <w:lsdException w:name="Colorful Grid Accent 2" w:semiHidden="0" w:uiPriority="73" w:unhideWhenUsed="0"/>
-    <w:lsdException w:name="Light Shading Accent 3" w:semiHidden="0" w:uiPriority="60" w:unhideWhenUsed="0"/>
-    <w:lsdException w:name="Light List Accent 3" w:semiHidden="0" w:uiPriority="61" w:unhideWhenUsed="0"/>
-    <w:lsdException w:name="Light Grid Accent 3" w:semiHidden="0" w:uiPriority="62" w:unhideWhenUsed="0"/>
-    <w:lsdException w:name="Medium Shading 1 Accent 3" w:semiHidden="0" w:uiPriority="63" w:unhideWhenUsed="0"/>
-    <w:lsdException w:name="Medium Shading 2 Accent 3" w:semiHidden="0" w:uiPriority="64" w:unhideWhenUsed="0"/>
-    <w:lsdException w:name="Medium List 1 Accent 3" w:semiHidden="0" w:uiPriority="65" w:unhideWhenUsed="0"/>
-    <w:lsdException w:name="Medium List 2 Accent 3" w:semiHidden="0" w:uiPriority="66" w:unhideWhenUsed="0"/>
-    <w:lsdException w:name="Medium Grid 1 Accent 3" w:semiHidden="0" w:uiPriority="67" w:unhideWhenUsed="0"/>
-    <w:lsdException w:name="Medium Grid 2 Accent 3" w:semiHidden="0" w:uiPriority="68" w:unhideWhenUsed="0"/>
-    <w:lsdException w:name="Medium Grid 3 Accent 3" w:semiHidden="0" w:uiPriority="69" w:unhideWhenUsed="0"/>
-    <w:lsdException w:name="Dark List Accent 3" w:semiHidden="0" w:uiPriority="70" w:unhideWhenUsed="0"/>
-    <w:lsdException w:name="Colorful Shading Accent 3" w:semiHidden="0" w:uiPriority="71" w:unhideWhenUsed="0"/>
-    <w:lsdException w:name="Colorful List Accent 3" w:semiHidden="0" w:uiPriority="72" w:unhideWhenUsed="0"/>
-    <w:lsdException w:name="Colorful Grid Accent 3" w:semiHidden="0" w:uiPriority="73" w:unhideWhenUsed="0"/>
-    <w:lsdException w:name="Light Shading Accent 4" w:semiHidden="0" w:uiPriority="60" w:unhideWhenUsed="0"/>
-    <w:lsdException w:name="Light List Accent 4" w:semiHidden="0" w:uiPriority="61" w:unhideWhenUsed="0"/>
-    <w:lsdException w:name="Light Grid Accent 4" w:semiHidden="0" w:uiPriority="62" w:unhideWhenUsed="0"/>
-    <w:lsdException w:name="Medium Shading 1 Accent 4" w:semiHidden="0" w:uiPriority="63" w:unhideWhenUsed="0"/>
-    <w:lsdException w:name="Medium Shading 2 Accent 4" w:semiHidden="0" w:uiPriority="64" w:unhideWhenUsed="0"/>
-    <w:lsdException w:name="Medium List 1 Accent 4" w:semiHidden="0" w:uiPriority="65" w:unhideWhenUsed="0"/>
-    <w:lsdException w:name="Medium List 2 Accent 4" w:semiHidden="0" w:uiPriority="66" w:unhideWhenUsed="0"/>
-    <w:lsdException w:name="Medium Grid 1 Accent 4" w:semiHidden="0" w:uiPriority="67" w:unhideWhenUsed="0"/>
-    <w:lsdException w:name="Medium Grid 2 Accent 4" w:semiHidden="0" w:uiPriority="68" w:unhideWhenUsed="0"/>
-    <w:lsdException w:name="Medium Grid 3 Accent 4" w:semiHidden="0" w:uiPriority="69" w:unhideWhenUsed="0"/>
-    <w:lsdException w:name="Dark List Accent 4" w:semiHidden="0" w:uiPriority="70" w:unhideWhenUsed="0"/>
-    <w:lsdException w:name="Colorful Shading Accent 4" w:semiHidden="0" w:uiPriority="71" w:unhideWhenUsed="0"/>
-    <w:lsdException w:name="Colorful List Accent 4" w:semiHidden="0" w:uiPriority="72" w:unhideWhenUsed="0"/>
-    <w:lsdException w:name="Colorful Grid Accent 4" w:semiHidden="0" w:uiPriority="73" w:unhideWhenUsed="0"/>
-    <w:lsdException w:name="Light Shading Accent 5" w:semiHidden="0" w:uiPriority="60" w:unhideWhenUsed="0"/>
-    <w:lsdException w:name="Light List Accent 5" w:semiHidden="0" w:uiPriority="61" w:unhideWhenUsed="0"/>
-    <w:lsdException w:name="Light Grid Accent 5" w:semiHidden="0" w:uiPriority="62" w:unhideWhenUsed="0"/>
-    <w:lsdException w:name="Medium Shading 1 Accent 5" w:semiHidden="0" w:uiPriority="63" w:unhideWhenUsed="0"/>
-    <w:lsdException w:name="Medium Shading 2 Accent 5" w:semiHidden="0" w:uiPriority="64" w:unhideWhenUsed="0"/>
-    <w:lsdException w:name="Medium List 1 Accent 5" w:semiHidden="0" w:uiPriority="65" w:unhideWhenUsed="0"/>
-    <w:lsdException w:name="Medium List 2 Accent 5" w:semiHidden="0" w:uiPriority="66" w:unhideWhenUsed="0"/>
-    <w:lsdException w:name="Medium Grid 1 Accent 5" w:semiHidden="0" w:uiPriority="67" w:unhideWhenUsed="0"/>
-    <w:lsdException w:name="Medium Grid 2 Accent 5" w:semiHidden="0" w:uiPriority="68" w:unhideWhenUsed="0"/>
-    <w:lsdException w:name="Medium Grid 3 Accent 5" w:semiHidden="0" w:uiPriority="69" w:unhideWhenUsed="0"/>
-    <w:lsdException w:name="Dark List Accent 5" w:semiHidden="0" w:uiPriority="70" w:unhideWhenUsed="0"/>
-    <w:lsdException w:name="Colorful Shading Accent 5" w:semiHidden="0" w:uiPriority="71" w:unhideWhenUsed="0"/>
-    <w:lsdException w:name="Colorful List Accent 5" w:semiHidden="0" w:uiPriority="72" w:unhideWhenUsed="0"/>
-    <w:lsdException w:name="Colorful Grid Accent 5" w:semiHidden="0" w:uiPriority="73" w:unhideWhenUsed="0"/>
-    <w:lsdException w:name="Light Shading Accent 6" w:semiHidden="0" w:uiPriority="60" w:unhideWhenUsed="0"/>
-    <w:lsdException w:name="Light List Accent 6" w:semiHidden="0" w:uiPriority="61" w:unhideWhenUsed="0"/>
-    <w:lsdException w:name="Light Grid Accent 6" w:semiHidden="0" w:uiPriority="62" w:unhideWhenUsed="0"/>
-    <w:lsdException w:name="Medium Shading 1 Accent 6" w:semiHidden="0" w:uiPriority="63" w:unhideWhenUsed="0"/>
-    <w:lsdException w:name="Medium Shading 2 Accent 6" w:semiHidden="0" w:uiPriority="64" w:unhideWhenUsed="0"/>
-    <w:lsdException w:name="Medium List 1 Accent 6" w:semiHidden="0" w:uiPriority="65" w:unhideWhenUsed="0"/>
-    <w:lsdException w:name="Medium List 2 Accent 6" w:semiHidden="0" w:uiPriority="66" w:unhideWhenUsed="0"/>
-    <w:lsdException w:name="Medium Grid 1 Accent 6" w:semiHidden="0" w:uiPriority="67" w:unhideWhenUsed="0"/>
-    <w:lsdException w:name="Medium Grid 2 Accent 6" w:semiHidden="0" w:uiPriority="68" w:unhideWhenUsed="0"/>
-    <w:lsdException w:name="Medium Grid 3 Accent 6" w:semiHidden="0" w:uiPriority="69" w:unhideWhenUsed="0"/>
-    <w:lsdException w:name="Dark List Accent 6" w:semiHidden="0" w:uiPriority="70" w:unhideWhenUsed="0"/>
-    <w:lsdException w:name="Colorful Shading Accent 6" w:semiHidden="0" w:uiPriority="71" w:unhideWhenUsed="0"/>
-    <w:lsdException w:name="Colorful List Accent 6" w:semiHidden="0" w:uiPriority="72" w:unhideWhenUsed="0"/>
-    <w:lsdException w:name="Colorful Grid Accent 6" w:semiHidden="0" w:uiPriority="73" w:unhideWhenUsed="0"/>
-    <w:lsdException w:name="Subtle Emphasis" w:semiHidden="0" w:uiPriority="19" w:unhideWhenUsed="0" w:qFormat="1"/>
-    <w:lsdException w:name="Intense Emphasis" w:semiHidden="0" w:uiPriority="21" w:unhideWhenUsed="0" w:qFormat="1"/>
-    <w:lsdException w:name="Subtle Reference" w:semiHidden="0" w:uiPriority="31" w:unhideWhenUsed="0" w:qFormat="1"/>
-    <w:lsdException w:name="Intense Reference" w:semiHidden="0" w:uiPriority="32" w:unhideWhenUsed="0" w:qFormat="1"/>
-    <w:lsdException w:name="Book Title" w:semiHidden="0" w:uiPriority="33" w:unhideWhenUsed="0" w:qFormat="1"/>
-    <w:lsdException w:name="Bibliography" w:uiPriority="37"/>
-    <w:lsdException w:name="TOC Heading" w:uiPriority="39" w:qFormat="1"/>
-  </w:latentStyles>
-  <w:style w:type="paragraph" w:default="1" w:styleId="a">
-    <w:name w:val="Normal"/>
-    <w:qFormat/>
-  </w:style>
-  <w:style w:type="paragraph" w:styleId="1">
-    <w:name w:val="heading 1"/>
-    <w:basedOn w:val="a"/>
-    <w:next w:val="a"/>
-    <w:uiPriority w:val="9"/>
-    <w:qFormat/>
-    <w:pPr>
-      <w:keepNext/>
-      <w:keepLines/>
-      <w:spacing w:before="400" w:after="120"/>
-      <w:outlineLvl w:val="0"/>
-    </w:pPr>
-    <w:rPr>
-      <w:sz w:val="40"/>
-      <w:szCs w:val="40"/>
-    </w:rPr>
-  </w:style>
-  <w:style w:type="paragraph" w:styleId="2">
-    <w:name w:val="heading 2"/>
-    <w:basedOn w:val="a"/>
-    <w:next w:val="a"/>
-    <w:uiPriority w:val="9"/>
-    <w:unhideWhenUsed/>
-    <w:qFormat/>
-    <w:pPr>
-      <w:keepNext/>
-      <w:keepLines/>
-      <w:spacing w:before="360" w:after="120"/>
-      <w:outlineLvl w:val="1"/>
-    </w:pPr>
-    <w:rPr>
-      <w:sz w:val="32"/>
-      <w:szCs w:val="32"/>
-    </w:rPr>
-  </w:style>
-  <w:style w:type="paragraph" w:styleId="3">
-    <w:name w:val="heading 3"/>
-    <w:basedOn w:val="a"/>
-    <w:next w:val="a"/>
-    <w:uiPriority w:val="9"/>
-    <w:unhideWhenUsed/>
-    <w:qFormat/>
-    <w:pPr>
-      <w:keepNext/>
-      <w:keepLines/>
-      <w:spacing w:before="320" w:after="80"/>
-      <w:outlineLvl w:val="2"/>
-    </w:pPr>
-    <w:rPr>
-      <w:color w:val="434343"/>
-      <w:sz w:val="28"/>
-      <w:szCs w:val="28"/>
-    </w:rPr>
-  </w:style>
-  <w:style w:type="paragraph" w:styleId="4">
-    <w:name w:val="heading 4"/>
-    <w:basedOn w:val="a"/>
-    <w:next w:val="a"/>
-    <w:uiPriority w:val="9"/>
-    <w:semiHidden/>
-    <w:unhideWhenUsed/>
-    <w:qFormat/>
-    <w:pPr>
-      <w:keepNext/>
-      <w:keepLines/>
-      <w:spacing w:before="280" w:after="80"/>
-      <w:outlineLvl w:val="3"/>
-    </w:pPr>
-    <w:rPr>
-      <w:color w:val="666666"/>
-      <w:sz w:val="24"/>
-      <w:szCs w:val="24"/>
-    </w:rPr>
-  </w:style>
-  <w:style w:type="paragraph" w:styleId="5">
-    <w:name w:val="heading 5"/>
-    <w:basedOn w:val="a"/>
-    <w:next w:val="a"/>
-    <w:uiPriority w:val="9"/>
-    <w:semiHidden/>
-    <w:unhideWhenUsed/>
-    <w:qFormat/>
-    <w:pPr>
-      <w:keepNext/>
-      <w:keepLines/>
-      <w:spacing w:before="240" w:after="80"/>
-      <w:outlineLvl w:val="4"/>
-    </w:pPr>
-    <w:rPr>
-      <w:color w:val="666666"/>
-    </w:rPr>
-  </w:style>
-  <w:style w:type="paragraph" w:styleId="6">
-    <w:name w:val="heading 6"/>
-    <w:basedOn w:val="a"/>
-    <w:next w:val="a"/>
-    <w:uiPriority w:val="9"/>
-    <w:semiHidden/>
-    <w:unhideWhenUsed/>
-    <w:qFormat/>
-    <w:pPr>
-      <w:keepNext/>
-      <w:keepLines/>
-      <w:spacing w:before="240" w:after="80"/>
-      <w:outlineLvl w:val="5"/>
-    </w:pPr>
-    <w:rPr>
-      <w:i/>
-      <w:iCs/>
-      <w:color w:val="666666"/>
-    </w:rPr>
-  </w:style>
-  <w:style w:type="character" w:default="1" w:styleId="a0">
-    <w:name w:val="Default Paragraph Font"/>
-    <w:uiPriority w:val="1"/>
-    <w:semiHidden/>
-    <w:unhideWhenUsed/>
-  </w:style>
-  <w:style w:type="table" w:default="1" w:styleId="a1">
-    <w:name w:val="Normal Table"/>
-    <w:uiPriority w:val="99"/>
-    <w:semiHidden/>
-    <w:unhideWhenUsed/>
-    <w:tblPr>
-      <w:tblInd w:w="0" w:type="dxa"/>
-      <w:tblCellMar>
-        <w:top w:w="0" w:type="dxa"/>
-        <w:left w:w="108" w:type="dxa"/>
-        <w:bottom w:w="0" w:type="dxa"/>
-        <w:right w:w="108" w:type="dxa"/>
-      </w:tblCellMar>
-    </w:tblPr>
-  </w:style>
-  <w:style w:type="numbering" w:default="1" w:styleId="a2">
-    <w:name w:val="No List"/>
-    <w:uiPriority w:val="99"/>
-    <w:semiHidden/>
-    <w:unhideWhenUsed/>
-  </w:style>
-  <w:style w:type="table" w:customStyle="1" w:styleId="TableNormal">
-    <w:name w:val="TableNormal"/>
-    <w:tblPr>
-      <w:tblCellMar>
-        <w:top w:w="100" w:type="dxa"/>
-        <w:left w:w="100" w:type="dxa"/>
-        <w:bottom w:w="100" w:type="dxa"/>
-        <w:right w:w="100" w:type="dxa"/>
-      </w:tblCellMar>
-    </w:tblPr>
-  </w:style>
-  <w:style w:type="paragraph" w:styleId="a3">
-    <w:name w:val="Title"/>
-    <w:basedOn w:val="a"/>
-    <w:next w:val="a"/>
-    <w:uiPriority w:val="10"/>
-    <w:qFormat/>
-    <w:pPr>
-      <w:keepNext/>
-      <w:keepLines/>
-      <w:spacing w:after="60"/>
-    </w:pPr>
-    <w:rPr>
-      <w:sz w:val="52"/>
-      <w:szCs w:val="52"/>
-    </w:rPr>
-  </w:style>
-  <w:style w:type="paragraph" w:styleId="a4">
-    <w:name w:val="Subtitle"/>
-    <w:basedOn w:val="a"/>
-    <w:next w:val="a"/>
-    <w:uiPriority w:val="11"/>
-    <w:qFormat/>
-    <w:pPr>
-      <w:keepNext/>
-      <w:keepLines/>
-      <w:spacing w:after="320"/>
-    </w:pPr>
-    <w:rPr>
-      <w:rFonts w:eastAsia="Arial"/>
-      <w:color w:val="666666"/>
-      <w:sz w:val="30"/>
-      <w:szCs w:val="30"/>
-    </w:rPr>
-  </w:style>
-  <w:style w:type="paragraph" w:styleId="a5">
-    <w:name w:val="header"/>
-    <w:basedOn w:val="a"/>
-    <w:link w:val="a6"/>
-    <w:uiPriority w:val="99"/>
-    <w:unhideWhenUsed/>
-    <w:rsid w:val="00FE3856"/>
-    <w:pPr>
-      <w:tabs>
-        <w:tab w:val="center" w:pos="4153"/>
-        <w:tab w:val="right" w:pos="8306"/>
-      </w:tabs>
-      <w:snapToGrid w:val="0"/>
-    </w:pPr>
-    <w:rPr>
-      <w:sz w:val="20"/>
-      <w:szCs w:val="20"/>
-    </w:rPr>
-  </w:style>
-  <w:style w:type="character" w:customStyle="1" w:styleId="a6">
-    <w:name w:val="頁首 字元"/>
-    <w:basedOn w:val="a0"/>
-    <w:link w:val="a5"/>
-    <w:uiPriority w:val="99"/>
-    <w:rsid w:val="00FE3856"/>
-    <w:rPr>
-      <w:sz w:val="20"/>
-      <w:szCs w:val="20"/>
-    </w:rPr>
-  </w:style>
-  <w:style w:type="paragraph" w:styleId="a7">
-    <w:name w:val="footer"/>
-    <w:basedOn w:val="a"/>
-    <w:link w:val="a8"/>
-    <w:uiPriority w:val="99"/>
-    <w:unhideWhenUsed/>
-    <w:rsid w:val="00FE3856"/>
-    <w:pPr>
-      <w:tabs>
-        <w:tab w:val="center" w:pos="4153"/>
-        <w:tab w:val="right" w:pos="8306"/>
-      </w:tabs>
-      <w:snapToGrid w:val="0"/>
-    </w:pPr>
-    <w:rPr>
-      <w:sz w:val="20"/>
-      <w:szCs w:val="20"/>
-    </w:rPr>
-  </w:style>
-  <w:style w:type="character" w:customStyle="1" w:styleId="a8">
-    <w:name w:val="頁尾 字元"/>
-    <w:basedOn w:val="a0"/>
-    <w:link w:val="a7"/>
-    <w:uiPriority w:val="99"/>
-    <w:rsid w:val="00FE3856"/>
-    <w:rPr>
-      <w:sz w:val="20"/>
-      <w:szCs w:val="20"/>
-    </w:rPr>
-  </w:style>
-  <w:style w:type="paragraph" w:styleId="a9">
-    <w:name w:val="List Paragraph"/>
-    <w:basedOn w:val="a"/>
-    <w:uiPriority w:val="34"/>
-    <w:qFormat/>
-    <w:rsid w:val="008C2426"/>
-    <w:pPr>
-      <w:ind w:leftChars="200" w:left="480"/>
-    </w:pPr>
-  </w:style>
-  <w:style w:type="paragraph" w:styleId="Web">
-    <w:name w:val="Normal (Web)"/>
-    <w:basedOn w:val="a"/>
-    <w:uiPriority w:val="99"/>
-    <w:semiHidden/>
-    <w:unhideWhenUsed/>
-    <w:rsid w:val="00E51093"/>
-    <w:pPr>
-      <w:spacing w:before="100" w:beforeAutospacing="1" w:after="100" w:afterAutospacing="1" w:line="240" w:lineRule="auto"/>
-    </w:pPr>
-    <w:rPr>
-      <w:rFonts w:ascii="新細明體" w:eastAsia="新細明體" w:hAnsi="新細明體" w:cs="新細明體"/>
-      <w:sz w:val="24"/>
-      <w:szCs w:val="24"/>
-      <w:lang w:val="en-US"/>
-    </w:rPr>
-  </w:style>
-</w:styles>
-</file>
-
-<file path=word/stylesWithEffects.xml><?xml version="1.0" encoding="utf-8"?>
-<w:styles xmlns:wpc="http://schemas.microsoft.com/office/word/2010/wordprocessingCanvas" xmlns:mc="http://schemas.openxmlformats.org/markup-compatibility/2006" xmlns:o="urn:schemas-microsoft-com:office:office" xmlns:r="http://schemas.openxmlformats.org/officeDocument/2006/relationships" xmlns:m="http://schemas.openxmlformats.org/officeDocument/2006/math" xmlns:v="urn:schemas-microsoft-com:vml" xmlns:wp14="http://schemas.microsoft.com/office/word/2010/wordprocessingDrawing" xmlns:wp="http://schemas.openxmlformats.org/drawingml/2006/wordprocessingDrawing" xmlns:w10="urn:schemas-microsoft-com:office:word" xmlns:w="http://schemas.openxmlformats.org/wordprocessingml/2006/main" xmlns:w14="http://schemas.microsoft.com/office/word/2010/wordml" xmlns:wpg="http://schemas.microsoft.com/office/word/2010/wordprocessingGroup" xmlns:wpi="http://schemas.microsoft.com/office/word/2010/wordprocessingInk" xmlns:wne="http://schemas.microsoft.com/office/word/2006/wordml" xmlns:wps="http://schemas.microsoft.com/office/word/2010/wordprocessingShape" mc:Ignorable="w14 wp14">
-  <w:docDefaults>
-    <w:rPrDefault>
-      <w:rPr>
-        <w:rFonts w:ascii="Arial" w:eastAsiaTheme="minorEastAsia" w:hAnsi="Arial" w:cs="Arial"/>
-        <w:sz w:val="22"/>
-        <w:szCs w:val="22"/>
-        <w:lang w:val="zh-TW" w:eastAsia="zh-TW" w:bidi="ar-SA"/>
-      </w:rPr>
-    </w:rPrDefault>
-    <w:pPrDefault>
-      <w:pPr>
-        <w:spacing w:line="276" w:lineRule="auto"/>
-      </w:pPr>
-    </w:pPrDefault>
-  </w:docDefaults>
-  <w:latentStyles w:defLockedState="0" w:defUIPriority="99" w:defSemiHidden="1" w:defUnhideWhenUsed="1" w:defQFormat="0" w:count="267">
-    <w:lsdException w:name="Normal" w:semiHidden="0" w:uiPriority="0" w:unhideWhenUsed="0" w:qFormat="1"/>
-    <w:lsdException w:name="heading 1" w:semiHidden="0" w:uiPriority="9" w:unhideWhenUsed="0" w:qFormat="1"/>
-    <w:lsdException w:name="heading 2" w:uiPriority="9" w:qFormat="1"/>
-    <w:lsdException w:name="heading 3" w:uiPriority="9" w:qFormat="1"/>
-    <w:lsdException w:name="heading 4" w:uiPriority="9" w:qFormat="1"/>
-    <w:lsdException w:name="heading 5" w:uiPriority="9" w:qFormat="1"/>
-    <w:lsdException w:name="heading 6" w:uiPriority="9" w:qFormat="1"/>
-    <w:lsdException w:name="heading 7" w:uiPriority="9" w:qFormat="1"/>
-    <w:lsdException w:name="heading 8" w:uiPriority="9" w:qFormat="1"/>
-    <w:lsdException w:name="heading 9" w:uiPriority="9" w:qFormat="1"/>
-    <w:lsdException w:name="toc 1" w:uiPriority="39"/>
-    <w:lsdException w:name="toc 2" w:uiPriority="39"/>
-    <w:lsdException w:name="toc 3" w:uiPriority="39"/>
-    <w:lsdException w:name="toc 4" w:uiPriority="39"/>
-    <w:lsdException w:name="toc 5" w:uiPriority="39"/>
-    <w:lsdException w:name="toc 6" w:uiPriority="39"/>
-    <w:lsdException w:name="toc 7" w:uiPriority="39"/>
-    <w:lsdException w:name="toc 8" w:uiPriority="39"/>
-    <w:lsdException w:name="toc 9" w:uiPriority="39"/>
-    <w:lsdException w:name="caption" w:uiPriority="35" w:qFormat="1"/>
-    <w:lsdException w:name="Title" w:semiHidden="0" w:uiPriority="10" w:unhideWhenUsed="0" w:qFormat="1"/>
-    <w:lsdException w:name="Default Paragraph Font" w:uiPriority="1"/>
-    <w:lsdException w:name="Subtitle" w:semiHidden="0" w:uiPriority="11" w:unhideWhenUsed="0" w:qFormat="1"/>
-    <w:lsdException w:name="Strong" w:semiHidden="0" w:uiPriority="22" w:unhideWhenUsed="0" w:qFormat="1"/>
-    <w:lsdException w:name="Emphasis" w:semiHidden="0" w:uiPriority="20" w:unhideWhenUsed="0" w:qFormat="1"/>
-    <w:lsdException w:name="Table Grid" w:semiHidden="0" w:uiPriority="39" w:unhideWhenUsed="0"/>
-    <w:lsdException w:name="Placeholder Text" w:unhideWhenUsed="0"/>
-    <w:lsdException w:name="No Spacing" w:semiHidden="0" w:uiPriority="1" w:unhideWhenUsed="0" w:qFormat="1"/>
-    <w:lsdException w:name="Light Shading" w:semiHidden="0" w:uiPriority="60" w:unhideWhenUsed="0"/>
-    <w:lsdException w:name="Light List" w:semiHidden="0" w:uiPriority="61" w:unhideWhenUsed="0"/>
-    <w:lsdException w:name="Light Grid" w:semiHidden="0" w:uiPriority="62" w:unhideWhenUsed="0"/>
-    <w:lsdException w:name="Medium Shading 1" w:semiHidden="0" w:uiPriority="63" w:unhideWhenUsed="0"/>
-    <w:lsdException w:name="Medium Shading 2" w:semiHidden="0" w:uiPriority="64" w:unhideWhenUsed="0"/>
-    <w:lsdException w:name="Medium List 1" w:semiHidden="0" w:uiPriority="65" w:unhideWhenUsed="0"/>
-    <w:lsdException w:name="Medium List 2" w:semiHidden="0" w:uiPriority="66" w:unhideWhenUsed="0"/>
-    <w:lsdException w:name="Medium Grid 1" w:semiHidden="0" w:uiPriority="67" w:unhideWhenUsed="0"/>
-    <w:lsdException w:name="Medium Grid 2" w:semiHidden="0" w:uiPriority="68" w:unhideWhenUsed="0"/>
-    <w:lsdException w:name="Medium Grid 3" w:semiHidden="0" w:uiPriority="69" w:unhideWhenUsed="0"/>
-    <w:lsdException w:name="Dark List" w:semiHidden="0" w:uiPriority="70" w:unhideWhenUsed="0"/>
-    <w:lsdException w:name="Colorful Shading" w:semiHidden="0" w:uiPriority="71" w:unhideWhenUsed="0"/>
-    <w:lsdException w:name="Colorful List" w:semiHidden="0" w:uiPriority="72" w:unhideWhenUsed="0"/>
-    <w:lsdException w:name="Colorful Grid" w:semiHidden="0" w:uiPriority="73" w:unhideWhenUsed="0"/>
-    <w:lsdException w:name="Light Shading Accent 1" w:semiHidden="0" w:uiPriority="60" w:unhideWhenUsed="0"/>
-    <w:lsdException w:name="Light List Accent 1" w:semiHidden="0" w:uiPriority="61" w:unhideWhenUsed="0"/>
-    <w:lsdException w:name="Light Grid Accent 1" w:semiHidden="0" w:uiPriority="62" w:unhideWhenUsed="0"/>
-    <w:lsdException w:name="Medium Shading 1 Accent 1" w:semiHidden="0" w:uiPriority="63" w:unhideWhenUsed="0"/>
-    <w:lsdException w:name="Medium Shading 2 Accent 1" w:semiHidden="0" w:uiPriority="64" w:unhideWhenUsed="0"/>
-    <w:lsdException w:name="Medium List 1 Accent 1" w:semiHidden="0" w:uiPriority="65" w:unhideWhenUsed="0"/>
-    <w:lsdException w:name="Revision" w:unhideWhenUsed="0"/>
-    <w:lsdException w:name="List Paragraph" w:semiHidden="0" w:uiPriority="34" w:unhideWhenUsed="0" w:qFormat="1"/>
-    <w:lsdException w:name="Quote" w:semiHidden="0" w:uiPriority="29" w:unhideWhenUsed="0" w:qFormat="1"/>
-    <w:lsdException w:name="Intense Quote" w:semiHidden="0" w:uiPriority="30" w:unhideWhenUsed="0" w:qFormat="1"/>
-    <w:lsdException w:name="Medium List 2 Accent 1" w:semiHidden="0" w:uiPriority="66" w:unhideWhenUsed="0"/>
-    <w:lsdException w:name="Medium Grid 1 Accent 1" w:semiHidden="0" w:uiPriority="67" w:unhideWhenUsed="0"/>
-    <w:lsdException w:name="Medium Grid 2 Accent 1" w:semiHidden="0" w:uiPriority="68" w:unhideWhenUsed="0"/>
-    <w:lsdException w:name="Medium Grid 3 Accent 1" w:semiHidden="0" w:uiPriority="69" w:unhideWhenUsed="0"/>
-    <w:lsdException w:name="Dark List Accent 1" w:semiHidden="0" w:uiPriority="70" w:unhideWhenUsed="0"/>
-    <w:lsdException w:name="Colorful Shading Accent 1" w:semiHidden="0" w:uiPriority="71" w:unhideWhenUsed="0"/>
-    <w:lsdException w:name="Colorful List Accent 1" w:semiHidden="0" w:uiPriority="72" w:unhideWhenUsed="0"/>
-    <w:lsdException w:name="Colorful Grid Accent 1" w:semiHidden="0" w:uiPriority="73" w:unhideWhenUsed="0"/>
-    <w:lsdException w:name="Light Shading Accent 2" w:semiHidden="0" w:uiPriority="60" w:unhideWhenUsed="0"/>
-    <w:lsdException w:name="Light List Accent 2" w:semiHidden="0" w:uiPriority="61" w:unhideWhenUsed="0"/>
-    <w:lsdException w:name="Light Grid Accent 2" w:semiHidden="0" w:uiPriority="62" w:unhideWhenUsed="0"/>
-    <w:lsdException w:name="Medium Shading 1 Accent 2" w:semiHidden="0" w:uiPriority="63" w:unhideWhenUsed="0"/>
-    <w:lsdException w:name="Medium Shading 2 Accent 2" w:semiHidden="0" w:uiPriority="64" w:unhideWhenUsed="0"/>
-    <w:lsdException w:name="Medium List 1 Accent 2" w:semiHidden="0" w:uiPriority="65" w:unhideWhenUsed="0"/>
-    <w:lsdException w:name="Medium List 2 Accent 2" w:semiHidden="0" w:uiPriority="66" w:unhideWhenUsed="0"/>
-    <w:lsdException w:name="Medium Grid 1 Accent 2" w:semiHidden="0" w:uiPriority="67" w:unhideWhenUsed="0"/>
-    <w:lsdException w:name="Medium Grid 2 Accent 2" w:semiHidden="0" w:uiPriority="68" w:unhideWhenUsed="0"/>
-    <w:lsdException w:name="Medium Grid 3 Accent 2" w:semiHidden="0" w:uiPriority="69" w:unhideWhenUsed="0"/>
-    <w:lsdException w:name="Dark List Accent 2" w:semiHidden="0" w:uiPriority="70" w:unhideWhenUsed="0"/>
-    <w:lsdException w:name="Colorful Shading Accent 2" w:semiHidden="0" w:uiPriority="71" w:unhideWhenUsed="0"/>
-    <w:lsdException w:name="Colorful List Accent 2" w:semiHidden="0" w:uiPriority="72" w:unhideWhenUsed="0"/>
-    <w:lsdException w:name="Colorful Grid Accent 2" w:semiHidden="0" w:uiPriority="73" w:unhideWhenUsed="0"/>
-    <w:lsdException w:name="Light Shading Accent 3" w:semiHidden="0" w:uiPriority="60" w:unhideWhenUsed="0"/>
-    <w:lsdException w:name="Light List Accent 3" w:semiHidden="0" w:uiPriority="61" w:unhideWhenUsed="0"/>
-    <w:lsdException w:name="Light Grid Accent 3" w:semiHidden="0" w:uiPriority="62" w:unhideWhenUsed="0"/>
-    <w:lsdException w:name="Medium Shading 1 Accent 3" w:semiHidden="0" w:uiPriority="63" w:unhideWhenUsed="0"/>
-    <w:lsdException w:name="Medium Shading 2 Accent 3" w:semiHidden="0" w:uiPriority="64" w:unhideWhenUsed="0"/>
-    <w:lsdException w:name="Medium List 1 Accent 3" w:semiHidden="0" w:uiPriority="65" w:unhideWhenUsed="0"/>
-    <w:lsdException w:name="Medium List 2 Accent 3" w:semiHidden="0" w:uiPriority="66" w:unhideWhenUsed="0"/>
-    <w:lsdException w:name="Medium Grid 1 Accent 3" w:semiHidden="0" w:uiPriority="67" w:unhideWhenUsed="0"/>
-    <w:lsdException w:name="Medium Grid 2 Accent 3" w:semiHidden="0" w:uiPriority="68" w:unhideWhenUsed="0"/>
-    <w:lsdException w:name="Medium Grid 3 Accent 3" w:semiHidden="0" w:uiPriority="69" w:unhideWhenUsed="0"/>
-    <w:lsdException w:name="Dark List Accent 3" w:semiHidden="0" w:uiPriority="70" w:unhideWhenUsed="0"/>
-    <w:lsdException w:name="Colorful Shading Accent 3" w:semiHidden="0" w:uiPriority="71" w:unhideWhenUsed="0"/>
-    <w:lsdException w:name="Colorful List Accent 3" w:semiHidden="0" w:uiPriority="72" w:unhideWhenUsed="0"/>
-    <w:lsdException w:name="Colorful Grid Accent 3" w:semiHidden="0" w:uiPriority="73" w:unhideWhenUsed="0"/>
-    <w:lsdException w:name="Light Shading Accent 4" w:semiHidden="0" w:uiPriority="60" w:unhideWhenUsed="0"/>
-    <w:lsdException w:name="Light List Accent 4" w:semiHidden="0" w:uiPriority="61" w:unhideWhenUsed="0"/>
-    <w:lsdException w:name="Light Grid Accent 4" w:semiHidden="0" w:uiPriority="62" w:unhideWhenUsed="0"/>
-    <w:lsdException w:name="Medium Shading 1 Accent 4" w:semiHidden="0" w:uiPriority="63" w:unhideWhenUsed="0"/>
-    <w:lsdException w:name="Medium Shading 2 Accent 4" w:semiHidden="0" w:uiPriority="64" w:unhideWhenUsed="0"/>
-    <w:lsdException w:name="Medium List 1 Accent 4" w:semiHidden="0" w:uiPriority="65" w:unhideWhenUsed="0"/>
-    <w:lsdException w:name="Medium List 2 Accent 4" w:semiHidden="0" w:uiPriority="66" w:unhideWhenUsed="0"/>
-    <w:lsdException w:name="Medium Grid 1 Accent 4" w:semiHidden="0" w:uiPriority="67" w:unhideWhenUsed="0"/>
-    <w:lsdException w:name="Medium Grid 2 Accent 4" w:semiHidden="0" w:uiPriority="68" w:unhideWhenUsed="0"/>
-    <w:lsdException w:name="Medium Grid 3 Accent 4" w:semiHidden="0" w:uiPriority="69" w:unhideWhenUsed="0"/>
-    <w:lsdException w:name="Dark List Accent 4" w:semiHidden="0" w:uiPriority="70" w:unhideWhenUsed="0"/>
-    <w:lsdException w:name="Colorful Shading Accent 4" w:semiHidden="0" w:uiPriority="71" w:unhideWhenUsed="0"/>
-    <w:lsdException w:name="Colorful List Accent 4" w:semiHidden="0" w:uiPriority="72" w:unhideWhenUsed="0"/>
-    <w:lsdException w:name="Colorful Grid Accent 4" w:semiHidden="0" w:uiPriority="73" w:unhideWhenUsed="0"/>
-    <w:lsdException w:name="Light Shading Accent 5" w:semiHidden="0" w:uiPriority="60" w:unhideWhenUsed="0"/>
-    <w:lsdException w:name="Light List Accent 5" w:semiHidden="0" w:uiPriority="61" w:unhideWhenUsed="0"/>
-    <w:lsdException w:name="Light Grid Accent 5" w:semiHidden="0" w:uiPriority="62" w:unhideWhenUsed="0"/>
-    <w:lsdException w:name="Medium Shading 1 Accent 5" w:semiHidden="0" w:uiPriority="63" w:unhideWhenUsed="0"/>
-    <w:lsdException w:name="Medium Shading 2 Accent 5" w:semiHidden="0" w:uiPriority="64" w:unhideWhenUsed="0"/>
-    <w:lsdException w:name="Medium List 1 Accent 5" w:semiHidden="0" w:uiPriority="65" w:unhideWhenUsed="0"/>
-    <w:lsdException w:name="Medium List 2 Accent 5" w:semiHidden="0" w:uiPriority="66" w:unhideWhenUsed="0"/>
-    <w:lsdException w:name="Medium Grid 1 Accent 5" w:semiHidden="0" w:uiPriority="67" w:unhideWhenUsed="0"/>
-    <w:lsdException w:name="Medium Grid 2 Accent 5" w:semiHidden="0" w:uiPriority="68" w:unhideWhenUsed="0"/>
-    <w:lsdException w:name="Medium Grid 3 Accent 5" w:semiHidden="0" w:uiPriority="69" w:unhideWhenUsed="0"/>
-    <w:lsdException w:name="Dark List Accent 5" w:semiHidden="0" w:uiPriority="70" w:unhideWhenUsed="0"/>
-    <w:lsdException w:name="Colorful Shading Accent 5" w:semiHidden="0" w:uiPriority="71" w:unhideWhenUsed="0"/>
-    <w:lsdException w:name="Colorful List Accent 5" w:semiHidden="0" w:uiPriority="72" w:unhideWhenUsed="0"/>
-    <w:lsdException w:name="Colorful Grid Accent 5" w:semiHidden="0" w:uiPriority="73" w:unhideWhenUsed="0"/>
-    <w:lsdException w:name="Light Shading Accent 6" w:semiHidden="0" w:uiPriority="60" w:unhideWhenUsed="0"/>
-    <w:lsdException w:name="Light List Accent 6" w:semiHidden="0" w:uiPriority="61" w:unhideWhenUsed="0"/>
-    <w:lsdException w:name="Light Grid Accent 6" w:semiHidden="0" w:uiPriority="62" w:unhideWhenUsed="0"/>
-    <w:lsdException w:name="Medium Shading 1 Accent 6" w:semiHidden="0" w:uiPriority="63" w:unhideWhenUsed="0"/>
-    <w:lsdException w:name="Medium Shading 2 Accent 6" w:semiHidden="0" w:uiPriority="64" w:unhideWhenUsed="0"/>
-    <w:lsdException w:name="Medium List 1 Accent 6" w:semiHidden="0" w:uiPriority="65" w:unhideWhenUsed="0"/>
-    <w:lsdException w:name="Medium List 2 Accent 6" w:semiHidden="0" w:uiPriority="66" w:unhideWhenUsed="0"/>
-    <w:lsdException w:name="Medium Grid 1 Accent 6" w:semiHidden="0" w:uiPriority="67" w:unhideWhenUsed="0"/>
-    <w:lsdException w:name="Medium Grid 2 Accent 6" w:semiHidden="0" w:uiPriority="68" w:unhideWhenUsed="0"/>
-    <w:lsdException w:name="Medium Grid 3 Accent 6" w:semiHidden="0" w:uiPriority="69" w:unhideWhenUsed="0"/>
-    <w:lsdException w:name="Dark List Accent 6" w:semiHidden="0" w:uiPriority="70" w:unhideWhenUsed="0"/>
-    <w:lsdException w:name="Colorful Shading Accent 6" w:semiHidden="0" w:uiPriority="71" w:unhideWhenUsed="0"/>
-    <w:lsdException w:name="Colorful List Accent 6" w:semiHidden="0" w:uiPriority="72" w:unhideWhenUsed="0"/>
-    <w:lsdException w:name="Colorful Grid Accent 6" w:semiHidden="0" w:uiPriority="73" w:unhideWhenUsed="0"/>
-    <w:lsdException w:name="Subtle Emphasis" w:semiHidden="0" w:uiPriority="19" w:unhideWhenUsed="0" w:qFormat="1"/>
-    <w:lsdException w:name="Intense Emphasis" w:semiHidden="0" w:uiPriority="21" w:unhideWhenUsed="0" w:qFormat="1"/>
-    <w:lsdException w:name="Subtle Reference" w:semiHidden="0" w:uiPriority="31" w:unhideWhenUsed="0" w:qFormat="1"/>
-    <w:lsdException w:name="Intense Reference" w:semiHidden="0" w:uiPriority="32" w:unhideWhenUsed="0" w:qFormat="1"/>
-    <w:lsdException w:name="Book Title" w:semiHidden="0" w:uiPriority="33" w:unhideWhenUsed="0" w:qFormat="1"/>
-    <w:lsdException w:name="Bibliography" w:uiPriority="37"/>
-    <w:lsdException w:name="TOC Heading" w:uiPriority="39" w:qFormat="1"/>
+  <w:latentStyles w:defLockedState="0" w:defUIPriority="99" w:defSemiHidden="0" w:defUnhideWhenUsed="0" w:defQFormat="0" w:count="376">
+    <w:lsdException w:name="Normal" w:uiPriority="0" w:qFormat="1"/>
+    <w:lsdException w:name="heading 1" w:uiPriority="9" w:qFormat="1"/>
+    <w:lsdException w:name="heading 2" w:semiHidden="1" w:uiPriority="9" w:unhideWhenUsed="1" w:qFormat="1"/>
+    <w:lsdException w:name="heading 3" w:semiHidden="1" w:uiPriority="9" w:unhideWhenUsed="1" w:qFormat="1"/>
+    <w:lsdException w:name="heading 4" w:semiHidden="1" w:uiPriority="9" w:unhideWhenUsed="1" w:qFormat="1"/>
+    <w:lsdException w:name="heading 5" w:semiHidden="1" w:uiPriority="9" w:unhideWhenUsed="1" w:qFormat="1"/>
+    <w:lsdException w:name="heading 6" w:semiHidden="1" w:uiPriority="9" w:unhideWhenUsed="1" w:qFormat="1"/>
+    <w:lsdException w:name="heading 7" w:semiHidden="1" w:uiPriority="9" w:unhideWhenUsed="1" w:qFormat="1"/>
+    <w:lsdException w:name="heading 8" w:semiHidden="1" w:uiPriority="9" w:unhideWhenUsed="1" w:qFormat="1"/>
+    <w:lsdException w:name="heading 9" w:semiHidden="1" w:uiPriority="9" w:unhideWhenUsed="1" w:qFormat="1"/>
+    <w:lsdException w:name="index 1" w:semiHidden="1" w:unhideWhenUsed="1"/>
+    <w:lsdException w:name="index 2" w:semiHidden="1" w:unhideWhenUsed="1"/>
+    <w:lsdException w:name="index 3" w:semiHidden="1" w:unhideWhenUsed="1"/>
+    <w:lsdException w:name="index 4" w:semiHidden="1" w:unhideWhenUsed="1"/>
+    <w:lsdException w:name="index 5" w:semiHidden="1" w:unhideWhenUsed="1"/>
+    <w:lsdException w:name="index 6" w:semiHidden="1" w:unhideWhenUsed="1"/>
+    <w:lsdException w:name="index 7" w:semiHidden="1" w:unhideWhenUsed="1"/>
+    <w:lsdException w:name="index 8" w:semiHidden="1" w:unhideWhenUsed="1"/>
+    <w:lsdException w:name="index 9" w:semiHidden="1" w:unhideWhenUsed="1"/>
+    <w:lsdException w:name="toc 1" w:semiHidden="1" w:uiPriority="39" w:unhideWhenUsed="1"/>
+    <w:lsdException w:name="toc 2" w:semiHidden="1" w:uiPriority="39" w:unhideWhenUsed="1"/>
+    <w:lsdException w:name="toc 3" w:semiHidden="1" w:uiPriority="39" w:unhideWhenUsed="1"/>
+    <w:lsdException w:name="toc 4" w:semiHidden="1" w:uiPriority="39" w:unhideWhenUsed="1"/>
+    <w:lsdException w:name="toc 5" w:semiHidden="1" w:uiPriority="39" w:unhideWhenUsed="1"/>
+    <w:lsdException w:name="toc 6" w:semiHidden="1" w:uiPriority="39" w:unhideWhenUsed="1"/>
+    <w:lsdException w:name="toc 7" w:semiHidden="1" w:uiPriority="39" w:unhideWhenUsed="1"/>
+    <w:lsdException w:name="toc 8" w:semiHidden="1" w:uiPriority="39" w:unhideWhenUsed="1"/>
+    <w:lsdException w:name="toc 9" w:semiHidden="1" w:uiPriority="39" w:unhideWhenUsed="1"/>
+    <w:lsdException w:name="Normal Indent" w:semiHidden="1" w:unhideWhenUsed="1"/>
+    <w:lsdException w:name="footnote text" w:semiHidden="1" w:unhideWhenUsed="1"/>
+    <w:lsdException w:name="annotation text" w:semiHidden="1" w:unhideWhenUsed="1"/>
+    <w:lsdException w:name="header" w:semiHidden="1" w:unhideWhenUsed="1"/>
+    <w:lsdException w:name="footer" w:semiHidden="1" w:unhideWhenUsed="1"/>
+    <w:lsdException w:name="index heading" w:semiHidden="1" w:unhideWhenUsed="1"/>
+    <w:lsdException w:name="caption" w:semiHidden="1" w:uiPriority="35" w:unhideWhenUsed="1" w:qFormat="1"/>
+    <w:lsdException w:name="table of figures" w:semiHidden="1" w:unhideWhenUsed="1"/>
+    <w:lsdException w:name="envelope address" w:semiHidden="1" w:unhideWhenUsed="1"/>
+    <w:lsdException w:name="envelope return" w:semiHidden="1" w:unhideWhenUsed="1"/>
+    <w:lsdException w:name="footnote reference" w:semiHidden="1" w:unhideWhenUsed="1"/>
+    <w:lsdException w:name="annotation reference" w:semiHidden="1" w:unhideWhenUsed="1"/>
+    <w:lsdException w:name="line number" w:semiHidden="1" w:unhideWhenUsed="1"/>
+    <w:lsdException w:name="page number" w:semiHidden="1" w:unhideWhenUsed="1"/>
+    <w:lsdException w:name="endnote reference" w:semiHidden="1" w:unhideWhenUsed="1"/>
+    <w:lsdException w:name="endnote text" w:semiHidden="1" w:unhideWhenUsed="1"/>
+    <w:lsdException w:name="table of authorities" w:semiHidden="1" w:unhideWhenUsed="1"/>
+    <w:lsdException w:name="macro" w:semiHidden="1" w:unhideWhenUsed="1"/>
+    <w:lsdException w:name="toa heading" w:semiHidden="1" w:unhideWhenUsed="1"/>
+    <w:lsdException w:name="List" w:semiHidden="1" w:unhideWhenUsed="1"/>
+    <w:lsdException w:name="List Bullet" w:semiHidden="1" w:unhideWhenUsed="1"/>
+    <w:lsdException w:name="List Number" w:semiHidden="1" w:unhideWhenUsed="1"/>
+    <w:lsdException w:name="List 2" w:semiHidden="1" w:unhideWhenUsed="1"/>
+    <w:lsdException w:name="List 3" w:semiHidden="1" w:unhideWhenUsed="1"/>
+    <w:lsdException w:name="List 4" w:semiHidden="1" w:unhideWhenUsed="1"/>
+    <w:lsdException w:name="List 5" w:semiHidden="1" w:unhideWhenUsed="1"/>
+    <w:lsdException w:name="List Bullet 2" w:semiHidden="1" w:unhideWhenUsed="1"/>
+    <w:lsdException w:name="List Bullet 3" w:semiHidden="1" w:unhideWhenUsed="1"/>
+    <w:lsdException w:name="List Bullet 4" w:semiHidden="1" w:unhideWhenUsed="1"/>
+    <w:lsdException w:name="List Bullet 5" w:semiHidden="1" w:unhideWhenUsed="1"/>
+    <w:lsdException w:name="List Number 2" w:semiHidden="1" w:unhideWhenUsed="1"/>
+    <w:lsdException w:name="List Number 3" w:semiHidden="1" w:unhideWhenUsed="1"/>
+    <w:lsdException w:name="List Number 4" w:semiHidden="1" w:unhideWhenUsed="1"/>
+    <w:lsdException w:name="List Number 5" w:semiHidden="1" w:unhideWhenUsed="1"/>
+    <w:lsdException w:name="Title" w:uiPriority="10" w:qFormat="1"/>
+    <w:lsdException w:name="Closing" w:semiHidden="1" w:unhideWhenUsed="1"/>
+    <w:lsdException w:name="Signature" w:semiHidden="1" w:unhideWhenUsed="1"/>
+    <w:lsdException w:name="Default Paragraph Font" w:semiHidden="1" w:uiPriority="1" w:unhideWhenUsed="1"/>
+    <w:lsdException w:name="Body Text" w:semiHidden="1" w:unhideWhenUsed="1"/>
+    <w:lsdException w:name="Body Text Indent" w:semiHidden="1" w:unhideWhenUsed="1"/>
+    <w:lsdException w:name="List Continue" w:semiHidden="1" w:unhideWhenUsed="1"/>
+    <w:lsdException w:name="List Continue 2" w:semiHidden="1" w:unhideWhenUsed="1"/>
+    <w:lsdException w:name="List Continue 3" w:semiHidden="1" w:unhideWhenUsed="1"/>
+    <w:lsdException w:name="List Continue 4" w:semiHidden="1" w:unhideWhenUsed="1"/>
+    <w:lsdException w:name="List Continue 5" w:semiHidden="1" w:unhideWhenUsed="1"/>
+    <w:lsdException w:name="Message Header" w:semiHidden="1" w:unhideWhenUsed="1"/>
+    <w:lsdException w:name="Subtitle" w:uiPriority="11" w:qFormat="1"/>
+    <w:lsdException w:name="Salutation" w:semiHidden="1" w:unhideWhenUsed="1"/>
+    <w:lsdException w:name="Date" w:semiHidden="1" w:unhideWhenUsed="1"/>
+    <w:lsdException w:name="Body Text First Indent" w:semiHidden="1" w:unhideWhenUsed="1"/>
+    <w:lsdException w:name="Body Text First Indent 2" w:semiHidden="1" w:unhideWhenUsed="1"/>
+    <w:lsdException w:name="Note Heading" w:semiHidden="1" w:unhideWhenUsed="1"/>
+    <w:lsdException w:name="Body Text 2" w:semiHidden="1" w:unhideWhenUsed="1"/>
+    <w:lsdException w:name="Body Text 3" w:semiHidden="1" w:unhideWhenUsed="1"/>
+    <w:lsdException w:name="Body Text Indent 2" w:semiHidden="1" w:unhideWhenUsed="1"/>
+    <w:lsdException w:name="Body Text Indent 3" w:semiHidden="1" w:unhideWhenUsed="1"/>
+    <w:lsdException w:name="Block Text" w:semiHidden="1" w:unhideWhenUsed="1"/>
+    <w:lsdException w:name="Hyperlink" w:semiHidden="1" w:unhideWhenUsed="1"/>
+    <w:lsdException w:name="FollowedHyperlink" w:semiHidden="1" w:unhideWhenUsed="1"/>
+    <w:lsdException w:name="Strong" w:uiPriority="22" w:qFormat="1"/>
+    <w:lsdException w:name="Emphasis" w:uiPriority="20" w:qFormat="1"/>
+    <w:lsdException w:name="Document Map" w:semiHidden="1" w:unhideWhenUsed="1"/>
+    <w:lsdException w:name="Plain Text" w:semiHidden="1" w:unhideWhenUsed="1"/>
+    <w:lsdException w:name="E-mail Signature" w:semiHidden="1" w:unhideWhenUsed="1"/>
+    <w:lsdException w:name="HTML Top of Form" w:semiHidden="1" w:unhideWhenUsed="1"/>
+    <w:lsdException w:name="HTML Bottom of Form" w:semiHidden="1" w:unhideWhenUsed="1"/>
+    <w:lsdException w:name="Normal (Web)" w:semiHidden="1" w:unhideWhenUsed="1"/>
+    <w:lsdException w:name="HTML Acronym" w:semiHidden="1" w:unhideWhenUsed="1"/>
+    <w:lsdException w:name="HTML Address" w:semiHidden="1" w:unhideWhenUsed="1"/>
+    <w:lsdException w:name="HTML Cite" w:semiHidden="1" w:unhideWhenUsed="1"/>
+    <w:lsdException w:name="HTML Code" w:semiHidden="1" w:unhideWhenUsed="1"/>
+    <w:lsdException w:name="HTML Definition" w:semiHidden="1" w:unhideWhenUsed="1"/>
+    <w:lsdException w:name="HTML Keyboard" w:semiHidden="1" w:unhideWhenUsed="1"/>
+    <w:lsdException w:name="HTML Preformatted" w:semiHidden="1" w:unhideWhenUsed="1"/>
+    <w:lsdException w:name="HTML Sample" w:semiHidden="1" w:unhideWhenUsed="1"/>
+    <w:lsdException w:name="HTML Typewriter" w:semiHidden="1" w:unhideWhenUsed="1"/>
+    <w:lsdException w:name="HTML Variable" w:semiHidden="1" w:unhideWhenUsed="1"/>
+    <w:lsdException w:name="Normal Table" w:semiHidden="1" w:unhideWhenUsed="1"/>
+    <w:lsdException w:name="annotation subject" w:semiHidden="1" w:unhideWhenUsed="1"/>
+    <w:lsdException w:name="No List" w:semiHidden="1" w:unhideWhenUsed="1"/>
+    <w:lsdException w:name="Outline List 1" w:semiHidden="1" w:unhideWhenUsed="1"/>
+    <w:lsdException w:name="Outline List 2" w:semiHidden="1" w:unhideWhenUsed="1"/>
+    <w:lsdException w:name="Outline List 3" w:semiHidden="1" w:unhideWhenUsed="1"/>
+    <w:lsdException w:name="Table Simple 1" w:semiHidden="1" w:unhideWhenUsed="1"/>
+    <w:lsdException w:name="Table Simple 2" w:semiHidden="1" w:unhideWhenUsed="1"/>
+    <w:lsdException w:name="Table Simple 3" w:semiHidden="1" w:unhideWhenUsed="1"/>
+    <w:lsdException w:name="Table Classic 1" w:semiHidden="1" w:unhideWhenUsed="1"/>
+    <w:lsdException w:name="Table Classic 2" w:semiHidden="1" w:unhideWhenUsed="1"/>
+    <w:lsdException w:name="Table Classic 3" w:semiHidden="1" w:unhideWhenUsed="1"/>
+    <w:lsdException w:name="Table Classic 4" w:semiHidden="1" w:unhideWhenUsed="1"/>
+    <w:lsdException w:name="Table Colorful 1" w:semiHidden="1" w:unhideWhenUsed="1"/>
+    <w:lsdException w:name="Table Colorful 2" w:semiHidden="1" w:unhideWhenUsed="1"/>
+    <w:lsdException w:name="Table Colorful 3" w:semiHidden="1" w:unhideWhenUsed="1"/>
+    <w:lsdException w:name="Table Columns 1" w:semiHidden="1" w:unhideWhenUsed="1"/>
+    <w:lsdException w:name="Table Columns 2" w:semiHidden="1" w:unhideWhenUsed="1"/>
+    <w:lsdException w:name="Table Columns 3" w:semiHidden="1" w:unhideWhenUsed="1"/>
+    <w:lsdException w:name="Table Columns 4" w:semiHidden="1" w:unhideWhenUsed="1"/>
+    <w:lsdException w:name="Table Columns 5" w:semiHidden="1" w:unhideWhenUsed="1"/>
+    <w:lsdException w:name="Table Grid 1" w:semiHidden="1" w:unhideWhenUsed="1"/>
+    <w:lsdException w:name="Table Grid 2" w:semiHidden="1" w:unhideWhenUsed="1"/>
+    <w:lsdException w:name="Table Grid 3" w:semiHidden="1" w:unhideWhenUsed="1"/>
+    <w:lsdException w:name="Table Grid 4" w:semiHidden="1" w:unhideWhenUsed="1"/>
+    <w:lsdException w:name="Table Grid 5" w:semiHidden="1" w:unhideWhenUsed="1"/>
+    <w:lsdException w:name="Table Grid 6" w:semiHidden="1" w:unhideWhenUsed="1"/>
+    <w:lsdException w:name="Table Grid 7" w:semiHidden="1" w:unhideWhenUsed="1"/>
+    <w:lsdException w:name="Table Grid 8" w:semiHidden="1" w:unhideWhenUsed="1"/>
+    <w:lsdException w:name="Table List 1" w:semiHidden="1" w:unhideWhenUsed="1"/>
+    <w:lsdException w:name="Table List 2" w:semiHidden="1" w:unhideWhenUsed="1"/>
+    <w:lsdException w:name="Table List 3" w:semiHidden="1" w:unhideWhenUsed="1"/>
+    <w:lsdException w:name="Table List 4" w:semiHidden="1" w:unhideWhenUsed="1"/>
+    <w:lsdException w:name="Table List 5" w:semiHidden="1" w:unhideWhenUsed="1"/>
+    <w:lsdException w:name="Table List 6" w:semiHidden="1" w:unhideWhenUsed="1"/>
+    <w:lsdException w:name="Table List 7" w:semiHidden="1" w:unhideWhenUsed="1"/>
+    <w:lsdException w:name="Table List 8" w:semiHidden="1" w:unhideWhenUsed="1"/>
+    <w:lsdException w:name="Table 3D effects 1" w:semiHidden="1" w:unhideWhenUsed="1"/>
+    <w:lsdException w:name="Table 3D effects 2" w:semiHidden="1" w:unhideWhenUsed="1"/>
+    <w:lsdException w:name="Table 3D effects 3" w:semiHidden="1" w:unhideWhenUsed="1"/>
+    <w:lsdException w:name="Table Contemporary" w:semiHidden="1" w:unhideWhenUsed="1"/>
+    <w:lsdException w:name="Table Elegant" w:semiHidden="1" w:unhideWhenUsed="1"/>
+    <w:lsdException w:name="Table Professional" w:semiHidden="1" w:unhideWhenUsed="1"/>
+    <w:lsdException w:name="Table Subtle 1" w:semiHidden="1" w:unhideWhenUsed="1"/>
+    <w:lsdException w:name="Table Subtle 2" w:semiHidden="1" w:unhideWhenUsed="1"/>
+    <w:lsdException w:name="Table Web 1" w:semiHidden="1" w:unhideWhenUsed="1"/>
+    <w:lsdException w:name="Table Web 2" w:semiHidden="1" w:unhideWhenUsed="1"/>
+    <w:lsdException w:name="Table Web 3" w:semiHidden="1" w:unhideWhenUsed="1"/>
+    <w:lsdException w:name="Balloon Text" w:semiHidden="1" w:unhideWhenUsed="1"/>
+    <w:lsdException w:name="Table Grid" w:semiHidden="1" w:uiPriority="39" w:unhideWhenUsed="1"/>
+    <w:lsdException w:name="Table Theme" w:semiHidden="1" w:unhideWhenUsed="1"/>
+    <w:lsdException w:name="Placeholder Text" w:semiHidden="1"/>
+    <w:lsdException w:name="No Spacing" w:uiPriority="1" w:qFormat="1"/>
+    <w:lsdException w:name="Light Shading" w:uiPriority="60"/>
+    <w:lsdException w:name="Light List" w:uiPriority="61"/>
+    <w:lsdException w:name="Light Grid" w:uiPriority="62"/>
+    <w:lsdException w:name="Medium Shading 1" w:uiPriority="63"/>
+    <w:lsdException w:name="Medium Shading 2" w:uiPriority="64"/>
+    <w:lsdException w:name="Medium List 1" w:uiPriority="65"/>
+    <w:lsdException w:name="Medium List 2" w:uiPriority="66"/>
+    <w:lsdException w:name="Medium Grid 1" w:uiPriority="67"/>
+    <w:lsdException w:name="Medium Grid 2" w:uiPriority="68"/>
+    <w:lsdException w:name="Medium Grid 3" w:uiPriority="69"/>
+    <w:lsdException w:name="Dark List" w:uiPriority="70"/>
+    <w:lsdException w:name="Colorful Shading" w:uiPriority="71"/>
+    <w:lsdException w:name="Colorful List" w:uiPriority="72"/>
+    <w:lsdException w:name="Colorful Grid" w:uiPriority="73"/>
+    <w:lsdException w:name="Light Shading Accent 1" w:uiPriority="60"/>
+    <w:lsdException w:name="Light List Accent 1" w:uiPriority="61"/>
+    <w:lsdException w:name="Light Grid Accent 1" w:uiPriority="62"/>
+    <w:lsdException w:name="Medium Shading 1 Accent 1" w:uiPriority="63"/>
+    <w:lsdException w:name="Medium Shading 2 Accent 1" w:uiPriority="64"/>
+    <w:lsdException w:name="Medium List 1 Accent 1" w:uiPriority="65"/>
+    <w:lsdException w:name="Revision" w:semiHidden="1"/>
+    <w:lsdException w:name="List Paragraph" w:uiPriority="34" w:qFormat="1"/>
+    <w:lsdException w:name="Quote" w:uiPriority="29" w:qFormat="1"/>
+    <w:lsdException w:name="Intense Quote" w:uiPriority="30" w:qFormat="1"/>
+    <w:lsdException w:name="Medium List 2 Accent 1" w:uiPriority="66"/>
+    <w:lsdException w:name="Medium Grid 1 Accent 1" w:uiPriority="67"/>
+    <w:lsdException w:name="Medium Grid 2 Accent 1" w:uiPriority="68"/>
+    <w:lsdException w:name="Medium Grid 3 Accent 1" w:uiPriority="69"/>
+    <w:lsdException w:name="Dark List Accent 1" w:uiPriority="70"/>
+    <w:lsdException w:name="Colorful Shading Accent 1" w:uiPriority="71"/>
+    <w:lsdException w:name="Colorful List Accent 1" w:uiPriority="72"/>
+    <w:lsdException w:name="Colorful Grid Accent 1" w:uiPriority="73"/>
+    <w:lsdException w:name="Light Shading Accent 2" w:uiPriority="60"/>
+    <w:lsdException w:name="Light List Accent 2" w:uiPriority="61"/>
+    <w:lsdException w:name="Light Grid Accent 2" w:uiPriority="62"/>
+    <w:lsdException w:name="Medium Shading 1 Accent 2" w:uiPriority="63"/>
+    <w:lsdException w:name="Medium Shading 2 Accent 2" w:uiPriority="64"/>
+    <w:lsdException w:name="Medium List 1 Accent 2" w:uiPriority="65"/>
+    <w:lsdException w:name="Medium List 2 Accent 2" w:uiPriority="66"/>
+    <w:lsdException w:name="Medium Grid 1 Accent 2" w:uiPriority="67"/>
+    <w:lsdException w:name="Medium Grid 2 Accent 2" w:uiPriority="68"/>
+    <w:lsdException w:name="Medium Grid 3 Accent 2" w:uiPriority="69"/>
+    <w:lsdException w:name="Dark List Accent 2" w:uiPriority="70"/>
+    <w:lsdException w:name="Colorful Shading Accent 2" w:uiPriority="71"/>
+    <w:lsdException w:name="Colorful List Accent 2" w:uiPriority="72"/>
+    <w:lsdException w:name="Colorful Grid Accent 2" w:uiPriority="73"/>
+    <w:lsdException w:name="Light Shading Accent 3" w:uiPriority="60"/>
+    <w:lsdException w:name="Light List Accent 3" w:uiPriority="61"/>
+    <w:lsdException w:name="Light Grid Accent 3" w:uiPriority="62"/>
+    <w:lsdException w:name="Medium Shading 1 Accent 3" w:uiPriority="63"/>
+    <w:lsdException w:name="Medium Shading 2 Accent 3" w:uiPriority="64"/>
+    <w:lsdException w:name="Medium List 1 Accent 3" w:uiPriority="65"/>
+    <w:lsdException w:name="Medium List 2 Accent 3" w:uiPriority="66"/>
+    <w:lsdException w:name="Medium Grid 1 Accent 3" w:uiPriority="67"/>
+    <w:lsdException w:name="Medium Grid 2 Accent 3" w:uiPriority="68"/>
+    <w:lsdException w:name="Medium Grid 3 Accent 3" w:uiPriority="69"/>
+    <w:lsdException w:name="Dark List Accent 3" w:uiPriority="70"/>
+    <w:lsdException w:name="Colorful Shading Accent 3" w:uiPriority="71"/>
+    <w:lsdException w:name="Colorful List Accent 3" w:uiPriority="72"/>
+    <w:lsdException w:name="Colorful Grid Accent 3" w:uiPriority="73"/>
+    <w:lsdException w:name="Light Shading Accent 4" w:uiPriority="60"/>
+    <w:lsdException w:name="Light List Accent 4" w:uiPriority="61"/>
+    <w:lsdException w:name="Light Grid Accent 4" w:uiPriority="62"/>
+    <w:lsdException w:name="Medium Shading 1 Accent 4" w:uiPriority="63"/>
+    <w:lsdException w:name="Medium Shading 2 Accent 4" w:uiPriority="64"/>
+    <w:lsdException w:name="Medium List 1 Accent 4" w:uiPriority="65"/>
+    <w:lsdException w:name="Medium List 2 Accent 4" w:uiPriority="66"/>
+    <w:lsdException w:name="Medium Grid 1 Accent 4" w:uiPriority="67"/>
+    <w:lsdException w:name="Medium Grid 2 Accent 4" w:uiPriority="68"/>
+    <w:lsdException w:name="Medium Grid 3 Accent 4" w:uiPriority="69"/>
+    <w:lsdException w:name="Dark List Accent 4" w:uiPriority="70"/>
+    <w:lsdException w:name="Colorful Shading Accent 4" w:uiPriority="71"/>
+    <w:lsdException w:name="Colorful List Accent 4" w:uiPriority="72"/>
+    <w:lsdException w:name="Colorful Grid Accent 4" w:uiPriority="73"/>
+    <w:lsdException w:name="Light Shading Accent 5" w:uiPriority="60"/>
+    <w:lsdException w:name="Light List Accent 5" w:uiPriority="61"/>
+    <w:lsdException w:name="Light Grid Accent 5" w:uiPriority="62"/>
+    <w:lsdException w:name="Medium Shading 1 Accent 5" w:uiPriority="63"/>
+    <w:lsdException w:name="Medium Shading 2 Accent 5" w:uiPriority="64"/>
+    <w:lsdException w:name="Medium List 1 Accent 5" w:uiPriority="65"/>
+    <w:lsdException w:name="Medium List 2 Accent 5" w:uiPriority="66"/>
+    <w:lsdException w:name="Medium Grid 1 Accent 5" w:uiPriority="67"/>
+    <w:lsdException w:name="Medium Grid 2 Accent 5" w:uiPriority="68"/>
+    <w:lsdException w:name="Medium Grid 3 Accent 5" w:uiPriority="69"/>
+    <w:lsdException w:name="Dark List Accent 5" w:uiPriority="70"/>
+    <w:lsdException w:name="Colorful Shading Accent 5" w:uiPriority="71"/>
+    <w:lsdException w:name="Colorful List Accent 5" w:uiPriority="72"/>
+    <w:lsdException w:name="Colorful Grid Accent 5" w:uiPriority="73"/>
+    <w:lsdException w:name="Light Shading Accent 6" w:uiPriority="60"/>
+    <w:lsdException w:name="Light List Accent 6" w:uiPriority="61"/>
+    <w:lsdException w:name="Light Grid Accent 6" w:uiPriority="62"/>
+    <w:lsdException w:name="Medium Shading 1 Accent 6" w:uiPriority="63"/>
+    <w:lsdException w:name="Medium Shading 2 Accent 6" w:uiPriority="64"/>
+    <w:lsdException w:name="Medium List 1 Accent 6" w:uiPriority="65"/>
+    <w:lsdException w:name="Medium List 2 Accent 6" w:uiPriority="66"/>
+    <w:lsdException w:name="Medium Grid 1 Accent 6" w:uiPriority="67"/>
+    <w:lsdException w:name="Medium Grid 2 Accent 6" w:uiPriority="68"/>
+    <w:lsdException w:name="Medium Grid 3 Accent 6" w:uiPriority="69"/>
+    <w:lsdException w:name="Dark List Accent 6" w:uiPriority="70"/>
+    <w:lsdException w:name="Colorful Shading Accent 6" w:uiPriority="71"/>
+    <w:lsdException w:name="Colorful List Accent 6" w:uiPriority="72"/>
+    <w:lsdException w:name="Colorful Grid Accent 6" w:uiPriority="73"/>
+    <w:lsdException w:name="Subtle Emphasis" w:uiPriority="19" w:qFormat="1"/>
+    <w:lsdException w:name="Intense Emphasis" w:uiPriority="21" w:qFormat="1"/>
+    <w:lsdException w:name="Subtle Reference" w:uiPriority="31" w:qFormat="1"/>
+    <w:lsdException w:name="Intense Reference" w:uiPriority="32" w:qFormat="1"/>
+    <w:lsdException w:name="Book Title" w:uiPriority="33" w:qFormat="1"/>
+    <w:lsdException w:name="Bibliography" w:semiHidden="1" w:uiPriority="37" w:unhideWhenUsed="1"/>
+    <w:lsdException w:name="TOC Heading" w:semiHidden="1" w:uiPriority="39" w:unhideWhenUsed="1" w:qFormat="1"/>
+    <w:lsdException w:name="Plain Table 1" w:uiPriority="41"/>
+    <w:lsdException w:name="Plain Table 2" w:uiPriority="42"/>
+    <w:lsdException w:name="Plain Table 3" w:uiPriority="43"/>
+    <w:lsdException w:name="Plain Table 4" w:uiPriority="44"/>
+    <w:lsdException w:name="Plain Table 5" w:uiPriority="45"/>
+    <w:lsdException w:name="Grid Table Light" w:uiPriority="40"/>
+    <w:lsdException w:name="Grid Table 1 Light" w:uiPriority="46"/>
+    <w:lsdException w:name="Grid Table 2" w:uiPriority="47"/>
+    <w:lsdException w:name="Grid Table 3" w:uiPriority="48"/>
+    <w:lsdException w:name="Grid Table 4" w:uiPriority="49"/>
+    <w:lsdException w:name="Grid Table 5 Dark" w:uiPriority="50"/>
+    <w:lsdException w:name="Grid Table 6 Colorful" w:uiPriority="51"/>
+    <w:lsdException w:name="Grid Table 7 Colorful" w:uiPriority="52"/>
+    <w:lsdException w:name="Grid Table 1 Light Accent 1" w:uiPriority="46"/>
+    <w:lsdException w:name="Grid Table 2 Accent 1" w:uiPriority="47"/>
+    <w:lsdException w:name="Grid Table 3 Accent 1" w:uiPriority="48"/>
+    <w:lsdException w:name="Grid Table 4 Accent 1" w:uiPriority="49"/>
+    <w:lsdException w:name="Grid Table 5 Dark Accent 1" w:uiPriority="50"/>
+    <w:lsdException w:name="Grid Table 6 Colorful Accent 1" w:uiPriority="51"/>
+    <w:lsdException w:name="Grid Table 7 Colorful Accent 1" w:uiPriority="52"/>
+    <w:lsdException w:name="Grid Table 1 Light Accent 2" w:uiPriority="46"/>
+    <w:lsdException w:name="Grid Table 2 Accent 2" w:uiPriority="47"/>
+    <w:lsdException w:name="Grid Table 3 Accent 2" w:uiPriority="48"/>
+    <w:lsdException w:name="Grid Table 4 Accent 2" w:uiPriority="49"/>
+    <w:lsdException w:name="Grid Table 5 Dark Accent 2" w:uiPriority="50"/>
+    <w:lsdException w:name="Grid Table 6 Colorful Accent 2" w:uiPriority="51"/>
+    <w:lsdException w:name="Grid Table 7 Colorful Accent 2" w:uiPriority="52"/>
+    <w:lsdException w:name="Grid Table 1 Light Accent 3" w:uiPriority="46"/>
+    <w:lsdException w:name="Grid Table 2 Accent 3" w:uiPriority="47"/>
+    <w:lsdException w:name="Grid Table 3 Accent 3" w:uiPriority="48"/>
+    <w:lsdException w:name="Grid Table 4 Accent 3" w:uiPriority="49"/>
+    <w:lsdException w:name="Grid Table 5 Dark Accent 3" w:uiPriority="50"/>
+    <w:lsdException w:name="Grid Table 6 Colorful Accent 3" w:uiPriority="51"/>
+    <w:lsdException w:name="Grid Table 7 Colorful Accent 3" w:uiPriority="52"/>
+    <w:lsdException w:name="Grid Table 1 Light Accent 4" w:uiPriority="46"/>
+    <w:lsdException w:name="Grid Table 2 Accent 4" w:uiPriority="47"/>
+    <w:lsdException w:name="Grid Table 3 Accent 4" w:uiPriority="48"/>
+    <w:lsdException w:name="Grid Table 4 Accent 4" w:uiPriority="49"/>
+    <w:lsdException w:name="Grid Table 5 Dark Accent 4" w:uiPriority="50"/>
+    <w:lsdException w:name="Grid Table 6 Colorful Accent 4" w:uiPriority="51"/>
+    <w:lsdException w:name="Grid Table 7 Colorful Accent 4" w:uiPriority="52"/>
+    <w:lsdException w:name="Grid Table 1 Light Accent 5" w:uiPriority="46"/>
+    <w:lsdException w:name="Grid Table 2 Accent 5" w:uiPriority="47"/>
+    <w:lsdException w:name="Grid Table 3 Accent 5" w:uiPriority="48"/>
+    <w:lsdException w:name="Grid Table 4 Accent 5" w:uiPriority="49"/>
+    <w:lsdException w:name="Grid Table 5 Dark Accent 5" w:uiPriority="50"/>
+    <w:lsdException w:name="Grid Table 6 Colorful Accent 5" w:uiPriority="51"/>
+    <w:lsdException w:name="Grid Table 7 Colorful Accent 5" w:uiPriority="52"/>
+    <w:lsdException w:name="Grid Table 1 Light Accent 6" w:uiPriority="46"/>
+    <w:lsdException w:name="Grid Table 2 Accent 6" w:uiPriority="47"/>
+    <w:lsdException w:name="Grid Table 3 Accent 6" w:uiPriority="48"/>
+    <w:lsdException w:name="Grid Table 4 Accent 6" w:uiPriority="49"/>
+    <w:lsdException w:name="Grid Table 5 Dark Accent 6" w:uiPriority="50"/>
+    <w:lsdException w:name="Grid Table 6 Colorful Accent 6" w:uiPriority="51"/>
+    <w:lsdException w:name="Grid Table 7 Colorful Accent 6" w:uiPriority="52"/>
+    <w:lsdException w:name="List Table 1 Light" w:uiPriority="46"/>
+    <w:lsdException w:name="List Table 2" w:uiPriority="47"/>
+    <w:lsdException w:name="List Table 3" w:uiPriority="48"/>
+    <w:lsdException w:name="List Table 4" w:uiPriority="49"/>
+    <w:lsdException w:name="List Table 5 Dark" w:uiPriority="50"/>
+    <w:lsdException w:name="List Table 6 Colorful" w:uiPriority="51"/>
+    <w:lsdException w:name="List Table 7 Colorful" w:uiPriority="52"/>
+    <w:lsdException w:name="List Table 1 Light Accent 1" w:uiPriority="46"/>
+    <w:lsdException w:name="List Table 2 Accent 1" w:uiPriority="47"/>
+    <w:lsdException w:name="List Table 3 Accent 1" w:uiPriority="48"/>
+    <w:lsdException w:name="List Table 4 Accent 1" w:uiPriority="49"/>
+    <w:lsdException w:name="List Table 5 Dark Accent 1" w:uiPriority="50"/>
+    <w:lsdException w:name="List Table 6 Colorful Accent 1" w:uiPriority="51"/>
+    <w:lsdException w:name="List Table 7 Colorful Accent 1" w:uiPriority="52"/>
+    <w:lsdException w:name="List Table 1 Light Accent 2" w:uiPriority="46"/>
+    <w:lsdException w:name="List Table 2 Accent 2" w:uiPriority="47"/>
+    <w:lsdException w:name="List Table 3 Accent 2" w:uiPriority="48"/>
+    <w:lsdException w:name="List Table 4 Accent 2" w:uiPriority="49"/>
+    <w:lsdException w:name="List Table 5 Dark Accent 2" w:uiPriority="50"/>
+    <w:lsdException w:name="List Table 6 Colorful Accent 2" w:uiPriority="51"/>
+    <w:lsdException w:name="List Table 7 Colorful Accent 2" w:uiPriority="52"/>
+    <w:lsdException w:name="List Table 1 Light Accent 3" w:uiPriority="46"/>
+    <w:lsdException w:name="List Table 2 Accent 3" w:uiPriority="47"/>
+    <w:lsdException w:name="List Table 3 Accent 3" w:uiPriority="48"/>
+    <w:lsdException w:name="List Table 4 Accent 3" w:uiPriority="49"/>
+    <w:lsdException w:name="List Table 5 Dark Accent 3" w:uiPriority="50"/>
+    <w:lsdException w:name="List Table 6 Colorful Accent 3" w:uiPriority="51"/>
+    <w:lsdException w:name="List Table 7 Colorful Accent 3" w:uiPriority="52"/>
+    <w:lsdException w:name="List Table 1 Light Accent 4" w:uiPriority="46"/>
+    <w:lsdException w:name="List Table 2 Accent 4" w:uiPriority="47"/>
+    <w:lsdException w:name="List Table 3 Accent 4" w:uiPriority="48"/>
+    <w:lsdException w:name="List Table 4 Accent 4" w:uiPriority="49"/>
+    <w:lsdException w:name="List Table 5 Dark Accent 4" w:uiPriority="50"/>
+    <w:lsdException w:name="List Table 6 Colorful Accent 4" w:uiPriority="51"/>
+    <w:lsdException w:name="List Table 7 Colorful Accent 4" w:uiPriority="52"/>
+    <w:lsdException w:name="List Table 1 Light Accent 5" w:uiPriority="46"/>
+    <w:lsdException w:name="List Table 2 Accent 5" w:uiPriority="47"/>
+    <w:lsdException w:name="List Table 3 Accent 5" w:uiPriority="48"/>
+    <w:lsdException w:name="List Table 4 Accent 5" w:uiPriority="49"/>
+    <w:lsdException w:name="List Table 5 Dark Accent 5" w:uiPriority="50"/>
+    <w:lsdException w:name="List Table 6 Colorful Accent 5" w:uiPriority="51"/>
+    <w:lsdException w:name="List Table 7 Colorful Accent 5" w:uiPriority="52"/>
+    <w:lsdException w:name="List Table 1 Light Accent 6" w:uiPriority="46"/>
+    <w:lsdException w:name="List Table 2 Accent 6" w:uiPriority="47"/>
+    <w:lsdException w:name="List Table 3 Accent 6" w:uiPriority="48"/>
+    <w:lsdException w:name="List Table 4 Accent 6" w:uiPriority="49"/>
+    <w:lsdException w:name="List Table 5 Dark Accent 6" w:uiPriority="50"/>
+    <w:lsdException w:name="List Table 6 Colorful Accent 6" w:uiPriority="51"/>
+    <w:lsdException w:name="List Table 7 Colorful Accent 6" w:uiPriority="52"/>
+    <w:lsdException w:name="Mention" w:semiHidden="1" w:unhideWhenUsed="1"/>
+    <w:lsdException w:name="Smart Hyperlink" w:semiHidden="1" w:unhideWhenUsed="1"/>
+    <w:lsdException w:name="Hashtag" w:semiHidden="1" w:unhideWhenUsed="1"/>
+    <w:lsdException w:name="Unresolved Mention" w:semiHidden="1" w:unhideWhenUsed="1"/>
+    <w:lsdException w:name="Smart Link" w:semiHidden="1" w:unhideWhenUsed="1"/>
   </w:latentStyles>
   <w:style w:type="paragraph" w:default="1" w:styleId="a">
     <w:name w:val="Normal"/>
